--- a/03_Paras/06_Report_Paras.docx
+++ b/03_Paras/06_Report_Paras.docx
@@ -49,7 +49,7 @@
           <w:sz w:val="28"/>
           <w:szCs w:val="28"/>
         </w:rPr>
-        <w:t xml:space="preserve">Labels, dataset and the neural network (CNN)</w:t>
+        <w:t xml:space="preserve">Labels, dataset and the classical ML model</w:t>
       </w:r>
     </w:p>
     <w:p>
@@ -346,7 +346,7 @@
         <w:rPr>
           <w:rFonts w:ascii="Arial" w:cs="Arial" w:eastAsia="Arial" w:hAnsi="Arial"/>
         </w:rPr>
-        <w:t xml:space="preserve">My part is the deep-learning heart of the project. The sky is not labelled, so I made labels (planted fakes and known asteroids), built a clean dataset of small three-channel pictures, and trained the CNN that decides for every blob whether it is real or junk. The model even found a mistake in our labels.</w:t>
+        <w:t xml:space="preserve">My part is the stage-1 machine-learning model: for every blob it decides whether it is real. The sky is not labelled, so I made labels (planted fakes and known asteroids), built a clean dataset of small three-picture stamps, measured 29 numbers with a meaning for each stamp plus 20 PCA numbers, and compared classical models fairly. XGBoost won and is deployed. A deep-learning CNN we tried first tied it and is kept only as a comparison. I also clustered the junk with k-means, and the first model found a mistake in our labels.</w:t>
       </w:r>
     </w:p>
     <w:p>
@@ -444,7 +444,7 @@
           <w:b/>
           <w:bCs/>
         </w:rPr>
-        <w:t xml:space="preserve">Learn the theory first</w:t>
+        <w:t xml:space="preserve">Measure 29 features</w:t>
       </w:r>
     </w:p>
     <w:p>
@@ -462,7 +462,7 @@
           <w:b/>
           <w:bCs/>
         </w:rPr>
-        <w:t xml:space="preserve">Build and train the CNN</w:t>
+        <w:t xml:space="preserve">Add PCA</w:t>
       </w:r>
     </w:p>
     <w:p>
@@ -480,7 +480,7 @@
           <w:b/>
           <w:bCs/>
         </w:rPr>
-        <w:t xml:space="preserve">Measure it fairly</w:t>
+        <w:t xml:space="preserve">Compare classical models fairly</w:t>
       </w:r>
     </w:p>
     <w:p>
@@ -498,7 +498,7 @@
           <w:b/>
           <w:bCs/>
         </w:rPr>
-        <w:t xml:space="preserve">Learn from its mistakes</w:t>
+        <w:t xml:space="preserve">Cluster the junk</w:t>
       </w:r>
     </w:p>
     <w:p>
@@ -516,7 +516,7 @@
           <w:b/>
           <w:bCs/>
         </w:rPr>
-        <w:t xml:space="preserve">Check the fakes are realistic</w:t>
+        <w:t xml:space="preserve">Learn from the model's mistakes</w:t>
       </w:r>
     </w:p>
     <w:p>
@@ -534,7 +534,7 @@
           <w:b/>
           <w:bCs/>
         </w:rPr>
-        <w:t xml:space="preserve">Cross-fit the scores</w:t>
+        <w:t xml:space="preserve">Cross-fit and hand over</w:t>
       </w:r>
     </w:p>
     <w:p>
@@ -692,7 +692,7 @@
                 <w:sz w:val="19"/>
                 <w:szCs w:val="19"/>
               </w:rPr>
-              <w:t xml:space="preserve">0.899 (CNN) vs 0.780 (baseline)</w:t>
+              <w:t xml:space="preserve">0.902 (ours) vs 0.783 (old baseline)</w:t>
             </w:r>
           </w:p>
         </w:tc>
@@ -727,7 +727,7 @@
                 <w:sz w:val="19"/>
                 <w:szCs w:val="19"/>
               </w:rPr>
-              <w:t xml:space="preserve">Precision at 90% recall</w:t>
+              <w:t xml:space="preserve">False alarms per photo at 90% recall</w:t>
             </w:r>
           </w:p>
         </w:tc>
@@ -757,7 +757,7 @@
                 <w:sz w:val="19"/>
                 <w:szCs w:val="19"/>
               </w:rPr>
-              <w:t xml:space="preserve">0.522 vs 0.191</w:t>
+              <w:t xml:space="preserve">158 vs 806</w:t>
             </w:r>
           </w:p>
         </w:tc>
@@ -792,7 +792,7 @@
                 <w:sz w:val="19"/>
                 <w:szCs w:val="19"/>
               </w:rPr>
-              <w:t xml:space="preserve">False alarms per photo at 90% recall</w:t>
+              <w:t xml:space="preserve">Precision at 90% recall</w:t>
             </w:r>
           </w:p>
         </w:tc>
@@ -822,7 +822,7 @@
                 <w:sz w:val="19"/>
                 <w:szCs w:val="19"/>
               </w:rPr>
-              <w:t xml:space="preserve">176 vs 813 (4.6x fewer)</w:t>
+              <w:t xml:space="preserve">54.8% vs 19.2%</w:t>
             </w:r>
           </w:p>
         </w:tc>
@@ -922,7 +922,7 @@
                 <w:sz w:val="19"/>
                 <w:szCs w:val="19"/>
               </w:rPr>
-              <w:t xml:space="preserve">Test night, deployed cut (recall / precision)</w:t>
+              <w:t xml:space="preserve">Deep learning (CNN), comparison only</w:t>
             </w:r>
           </w:p>
         </w:tc>
@@ -952,7 +952,7 @@
                 <w:sz w:val="19"/>
                 <w:szCs w:val="19"/>
               </w:rPr>
-              <w:t xml:space="preserve">99.1% / 6.1%: tuned for recall on purpose</w:t>
+              <w:t xml:space="preserve">AP 0.898 validation, 0.944 test: a tie</w:t>
             </w:r>
           </w:p>
         </w:tc>
@@ -987,7 +987,7 @@
                 <w:sz w:val="19"/>
                 <w:szCs w:val="19"/>
               </w:rPr>
-              <w:t xml:space="preserve">Test night, cut for 90% recall (precision, false alarms per photo)</w:t>
+              <w:t xml:space="preserve">Whole pipeline, v6 (ours) vs v4 (CNN)</w:t>
             </w:r>
           </w:p>
         </w:tc>
@@ -1017,7 +1017,7 @@
                 <w:sz w:val="19"/>
                 <w:szCs w:val="19"/>
               </w:rPr>
-              <w:t xml:space="preserve">90.5%, 26</w:t>
+              <w:t xml:space="preserve">same known asteroids on every split (test 40/44); depth 21.28 vs 21.34 mag</w:t>
             </w:r>
           </w:p>
         </w:tc>
@@ -1052,7 +1052,7 @@
                 <w:sz w:val="19"/>
                 <w:szCs w:val="19"/>
               </w:rPr>
-              <w:t xml:space="preserve">Catalogue position error</w:t>
+              <w:t xml:space="preserve">Test night, deployed cut (recall / precision)</w:t>
             </w:r>
           </w:p>
         </w:tc>
@@ -1082,7 +1082,7 @@
                 <w:sz w:val="19"/>
                 <w:szCs w:val="19"/>
               </w:rPr>
-              <w:t xml:space="preserve">2.72 px (SkyBoT) → 0.26 px (Horizons)</w:t>
+              <w:t xml:space="preserve">98.7% / 7.1%: tuned for recall on purpose</w:t>
             </w:r>
           </w:p>
         </w:tc>
@@ -1117,7 +1117,7 @@
                 <w:sz w:val="19"/>
                 <w:szCs w:val="19"/>
               </w:rPr>
-              <w:t xml:space="preserve">Fake vs real classifier (realism)</w:t>
+              <w:t xml:space="preserve">Catalogue position error</w:t>
             </w:r>
           </w:p>
         </w:tc>
@@ -1147,7 +1147,7 @@
                 <w:sz w:val="19"/>
                 <w:szCs w:val="19"/>
               </w:rPr>
-              <w:t xml:space="preserve">AUC 0.46-0.48 (0.5 = cannot tell)</w:t>
+              <w:t xml:space="preserve">2.72 px (SkyBoT) → 0.26 px (Horizons)</w:t>
             </w:r>
           </w:p>
         </w:tc>
@@ -1182,7 +1182,7 @@
                 <w:sz w:val="19"/>
                 <w:szCs w:val="19"/>
               </w:rPr>
-              <w:t xml:space="preserve">Learnable weights</w:t>
+              <w:t xml:space="preserve">Fake vs real classifier (realism)</w:t>
             </w:r>
           </w:p>
         </w:tc>
@@ -1212,7 +1212,7 @@
                 <w:sz w:val="19"/>
                 <w:szCs w:val="19"/>
               </w:rPr>
-              <w:t xml:space="preserve">72,145</w:t>
+              <w:t xml:space="preserve">AUC 0.46-0.48 (0.5 = cannot tell)</w:t>
             </w:r>
           </w:p>
         </w:tc>
@@ -1263,7 +1263,7 @@
         <w:rPr>
           <w:rFonts w:ascii="Arial" w:cs="Arial" w:eastAsia="Arial" w:hAnsi="Arial"/>
         </w:rPr>
-        <w:t xml:space="preserve"> (labels and the CNN) → </w:t>
+        <w:t xml:space="preserve"> (labels and the classical ML model) → </w:t>
       </w:r>
       <w:r>
         <w:rPr>
@@ -1366,7 +1366,7 @@
         <w:rPr>
           <w:rFonts w:ascii="Arial" w:cs="Arial" w:eastAsia="Arial" w:hAnsi="Arial"/>
         </w:rPr>
-        <w:t xml:space="preserve">The one ML architecture at the centre of the project is the real/bogus CNN (00_Start_Here/00_How_Our_Model_Works.svg): it looks at three 31 x 31 pictures of a blob and gives the probability that it is a real moving object (average precision 0.899 on validation nights, 0.938 on the test night, against 0.780 for a simple model).</w:t>
+        <w:t xml:space="preserve">The ML model at the centre of the project is classical: XGBoost on 29 measured numbers plus 20 PCA numbers per blob (00_Start_Here/00_How_Our_Model_Works.svg). It looks at three 31 x 31 pictures of a blob and gives the probability that it is a real moving object (average precision 0.902 on validation nights, 0.938 on the test night, against 0.783 for the old baseline; the deep-learning CNN, kept only as a comparison, scored 0.898).</w:t>
       </w:r>
     </w:p>
     <w:p>
@@ -1546,7 +1546,7 @@
         <w:rPr>
           <w:rFonts w:ascii="Arial" w:cs="Arial" w:eastAsia="Arial" w:hAnsi="Arial"/>
         </w:rPr>
-        <w:t xml:space="preserve">For each blob, a 31 x 31 pixel square from the science, reference and difference images: the CNN's input (3 x 31 x 31).</w:t>
+        <w:t xml:space="preserve">For each blob, a 31 x 31 pixel square from the science, reference and difference images (3 x 31 x 31).</w:t>
       </w:r>
     </w:p>
     <w:p>
@@ -1590,7 +1590,7 @@
         <w:rPr>
           <w:rFonts w:ascii="Arial" w:cs="Arial" w:eastAsia="Arial" w:hAnsi="Arial"/>
         </w:rPr>
-        <w:t xml:space="preserve">Normalise each stamp ((value − median) / (1.4826 x MAD), clipped to [−10, 50]); augment training stamps with rotations and mirroring; balance training to all 8,863 real + 5 bogus each = 53,178 stamps (16.7% real). Validation keeps the true mix (67,041 stamps, 3.2% real).</w:t>
+        <w:t xml:space="preserve">Normalise each stamp ((value − median) / (1.4826 x MAD), clipped to [−10, 50]) so '5' means 5x the noise on any night; balance training to all 8,863 real + 5 bogus each = 53,178 stamps (16.7% real). Validation keeps the true mix (67,041 stamps, 3.2% real).</w:t>
       </w:r>
     </w:p>
     <w:p>
@@ -1623,7 +1623,7 @@
         <w:pStyle w:val="Heading3"/>
       </w:pPr>
       <w:r>
-        <w:t xml:space="preserve">Step 5. Learn the theory first</w:t>
+        <w:t xml:space="preserve">Step 5. Measure 29 features</w:t>
       </w:r>
     </w:p>
     <w:p>
@@ -1634,7 +1634,7 @@
         <w:rPr>
           <w:rFonts w:ascii="Arial" w:cs="Arial" w:eastAsia="Arial" w:hAnsi="Arial"/>
         </w:rPr>
-        <w:t xml:space="preserve">In a from-scratch notebook I built a small network with NumPy: forward pass, loss, backpropagation, and a gradient check (both methods gave −0.02896520), then saw over-fitting and why early stopping helps.</w:t>
+        <w:t xml:space="preserve">Each a question a person would ask the three pictures: does the difference look like a star (correlation with ZTF's blur shape)? was it already in the old picture? is it one hot pixel? is there a dark hole next to it? how big, how stretched, how centred, how round? Plus 6 numbers from the blob finder.</w:t>
       </w:r>
     </w:p>
     <w:p>
@@ -1659,7 +1659,7 @@
           <w:sz w:val="18"/>
           <w:szCs w:val="18"/>
         </w:rPr>
-        <w:t xml:space="preserve">notebooks/neural_networks.ipynb</w:t>
+        <w:t xml:space="preserve">features/compute_stamp_features.py</w:t>
       </w:r>
     </w:p>
     <w:p>
@@ -1667,7 +1667,7 @@
         <w:pStyle w:val="Heading3"/>
       </w:pPr>
       <w:r>
-        <w:t xml:space="preserve">Step 6. Build and train the CNN</w:t>
+        <w:t xml:space="preserve">Step 6. Add PCA</w:t>
       </w:r>
     </w:p>
     <w:p>
@@ -1678,7 +1678,7 @@
         <w:rPr>
           <w:rFonts w:ascii="Arial" w:cs="Arial" w:eastAsia="Arial" w:hAnsi="Arial"/>
         </w:rPr>
-        <w:t xml:space="preserve">5 convolution layers, 3 max-pools, dropout 0.3, two dense layers: 72,145 weights. Adam (learning rate 0.001), batch 256, up to 25 epochs, early stopping on validation AP (patience 4). Best validation AP 0.899 at epoch 21.</w:t>
+        <w:t xml:space="preserve">The central 15 x 15 pixels of all three pictures (675 numbers) projected onto the 20 directions in which training stamps vary most (78% of the variance). Unsupervised: PCA never sees a label.</w:t>
       </w:r>
     </w:p>
     <w:p>
@@ -1703,7 +1703,7 @@
           <w:sz w:val="18"/>
           <w:szCs w:val="18"/>
         </w:rPr>
-        <w:t xml:space="preserve">models/define_realbogus_cnn.py, models/train_realbogus_cnn.py</w:t>
+        <w:t xml:space="preserve">models/train_realbogus_trees.py</w:t>
       </w:r>
     </w:p>
     <w:p>
@@ -1711,7 +1711,7 @@
         <w:pStyle w:val="Heading3"/>
       </w:pPr>
       <w:r>
-        <w:t xml:space="preserve">Step 7. Measure it fairly</w:t>
+        <w:t xml:space="preserve">Step 7. Compare classical models fairly</w:t>
       </w:r>
     </w:p>
     <w:p>
@@ -1722,7 +1722,7 @@
         <w:rPr>
           <w:rFonts w:ascii="Arial" w:cs="Arial" w:eastAsia="Arial" w:hAnsi="Arial"/>
         </w:rPr>
-        <w:t xml:space="preserve">Against the baseline (logistic regression on 6 numbers), at the same 90% recall: false alarms fall from 813 to 176 per photo (4.6x). On the untouched test night AP 0.938.</w:t>
+        <w:t xml:space="preserve">Logistic regression, an RBF SVM, a random forest and XGBoost, all on the same balanced training set, every setting chosen on the validation nights, the test night scored once. XGBoost on 29 features + 20 PCA won (AP 0.902). The CNN was scored the same way, as a reference.</w:t>
       </w:r>
     </w:p>
     <w:p>
@@ -1747,7 +1747,7 @@
           <w:sz w:val="18"/>
           <w:szCs w:val="18"/>
         </w:rPr>
-        <w:t xml:space="preserve">docs/realbogus_cnn.md</w:t>
+        <w:t xml:space="preserve">scripts/compare_realbogus_models.py</w:t>
       </w:r>
     </w:p>
     <w:p>
@@ -1755,7 +1755,7 @@
         <w:pStyle w:val="Heading3"/>
       </w:pPr>
       <w:r>
-        <w:t xml:space="preserve">Step 8. Learn from its mistakes</w:t>
+        <w:t xml:space="preserve">Step 8. Cluster the junk</w:t>
       </w:r>
     </w:p>
     <w:p>
@@ -1766,7 +1766,7 @@
         <w:rPr>
           <w:rFonts w:ascii="Arial" w:cs="Arial" w:eastAsia="Arial" w:hAnsi="Arial"/>
         </w:rPr>
-        <w:t xml:space="preserve">The CNN's most confident 'bogus' blobs were clean point sources, and every one was a known asteroid. The catalogue (SkyBoT) was about 2.9 arcsec off in a constant direction. Switching to JPL Horizons cut the median error from 2.72 to 0.26 px.</w:t>
+        <w:t xml:space="preserve">k-means with 6 clusters on the PCA numbers of the 44,290 junk training stamps, without labels: 93% faint noise, star leftovers, bright stars, and an old-picture-only group.</w:t>
       </w:r>
     </w:p>
     <w:p>
@@ -1791,7 +1791,7 @@
           <w:sz w:val="18"/>
           <w:szCs w:val="18"/>
         </w:rPr>
-        <w:t xml:space="preserve">label/refine_known_positions.py, docs/label_quality.md</w:t>
+        <w:t xml:space="preserve">scripts/compare_realbogus_models.py</w:t>
       </w:r>
     </w:p>
     <w:p>
@@ -1799,7 +1799,7 @@
         <w:pStyle w:val="Heading3"/>
       </w:pPr>
       <w:r>
-        <w:t xml:space="preserve">Step 9. Check the fakes are realistic</w:t>
+        <w:t xml:space="preserve">Step 9. Learn from the model's mistakes</w:t>
       </w:r>
     </w:p>
     <w:p>
@@ -1810,7 +1810,7 @@
         <w:rPr>
           <w:rFonts w:ascii="Arial" w:cs="Arial" w:eastAsia="Arial" w:hAnsi="Arial"/>
         </w:rPr>
-        <w:t xml:space="preserve">A classifier asked to tell fakes from real known asteroids (same brightness, cross-validated by night) scored AUC 0.46-0.48: it cannot tell them apart.</w:t>
+        <w:t xml:space="preserve">The first model's most confident 'bogus' blobs were clean point sources, and every one was a known asteroid. The catalogue (SkyBoT) was about 2.9 arcsec off in a constant direction. Switching to JPL Horizons cut the median error from 2.72 to 0.26 px.</w:t>
       </w:r>
     </w:p>
     <w:p>
@@ -1835,7 +1835,7 @@
           <w:sz w:val="18"/>
           <w:szCs w:val="18"/>
         </w:rPr>
-        <w:t xml:space="preserve">evaluate/measure_injection_realism.py</w:t>
+        <w:t xml:space="preserve">label/refine_known_positions.py, docs/label_quality.md</w:t>
       </w:r>
     </w:p>
     <w:p>
@@ -1843,7 +1843,7 @@
         <w:pStyle w:val="Heading3"/>
       </w:pPr>
       <w:r>
-        <w:t xml:space="preserve">Step 10. Cross-fit the scores</w:t>
+        <w:t xml:space="preserve">Step 10. Cross-fit and hand over</w:t>
       </w:r>
     </w:p>
     <w:p>
@@ -1854,7 +1854,7 @@
         <w:rPr>
           <w:rFonts w:ascii="Arial" w:cs="Arial" w:eastAsia="Arial" w:hAnsi="Arial"/>
         </w:rPr>
-        <w:t xml:space="preserve">8 training nights in 4 folds of 2: each fold is scored by a CNN trained on the other 6 nights, so the next model never sees over-confident scores.</w:t>
+        <w:t xml:space="preserve">8 training nights in 4 folds of 2: each fold is scored by a model trained on the other 6 nights, so the track model never sees over-confident scores. The stage-1 cut keeps 99% of real blobs on validation. Saved as bundle v6.</w:t>
       </w:r>
     </w:p>
     <w:p>
@@ -1879,7 +1879,7 @@
           <w:sz w:val="18"/>
           <w:szCs w:val="18"/>
         </w:rPr>
-        <w:t xml:space="preserve">models/cross_fit_realbogus_scores.py</w:t>
+        <w:t xml:space="preserve">scripts/train_classical_bundle.py</w:t>
       </w:r>
     </w:p>
     <w:p>
@@ -2038,7 +2038,7 @@
                 <w:sz w:val="19"/>
                 <w:szCs w:val="19"/>
               </w:rPr>
-              <w:t xml:space="preserve">0.899 (CNN) vs 0.780 (baseline)</w:t>
+              <w:t xml:space="preserve">0.902 (ours) vs 0.783 (old baseline)</w:t>
             </w:r>
           </w:p>
         </w:tc>
@@ -2073,7 +2073,7 @@
                 <w:sz w:val="19"/>
                 <w:szCs w:val="19"/>
               </w:rPr>
-              <w:t xml:space="preserve">Precision at 90% recall</w:t>
+              <w:t xml:space="preserve">False alarms per photo at 90% recall</w:t>
             </w:r>
           </w:p>
         </w:tc>
@@ -2103,7 +2103,7 @@
                 <w:sz w:val="19"/>
                 <w:szCs w:val="19"/>
               </w:rPr>
-              <w:t xml:space="preserve">0.522 vs 0.191</w:t>
+              <w:t xml:space="preserve">158 vs 806</w:t>
             </w:r>
           </w:p>
         </w:tc>
@@ -2138,7 +2138,7 @@
                 <w:sz w:val="19"/>
                 <w:szCs w:val="19"/>
               </w:rPr>
-              <w:t xml:space="preserve">False alarms per photo at 90% recall</w:t>
+              <w:t xml:space="preserve">Precision at 90% recall</w:t>
             </w:r>
           </w:p>
         </w:tc>
@@ -2168,7 +2168,7 @@
                 <w:sz w:val="19"/>
                 <w:szCs w:val="19"/>
               </w:rPr>
-              <w:t xml:space="preserve">176 vs 813 (4.6x fewer)</w:t>
+              <w:t xml:space="preserve">54.8% vs 19.2%</w:t>
             </w:r>
           </w:p>
         </w:tc>
@@ -2268,7 +2268,7 @@
                 <w:sz w:val="19"/>
                 <w:szCs w:val="19"/>
               </w:rPr>
-              <w:t xml:space="preserve">Test night, deployed cut (recall / precision)</w:t>
+              <w:t xml:space="preserve">Deep learning (CNN), comparison only</w:t>
             </w:r>
           </w:p>
         </w:tc>
@@ -2298,7 +2298,7 @@
                 <w:sz w:val="19"/>
                 <w:szCs w:val="19"/>
               </w:rPr>
-              <w:t xml:space="preserve">99.1% / 6.1%: tuned for recall on purpose</w:t>
+              <w:t xml:space="preserve">AP 0.898 validation, 0.944 test: a tie</w:t>
             </w:r>
           </w:p>
         </w:tc>
@@ -2333,7 +2333,7 @@
                 <w:sz w:val="19"/>
                 <w:szCs w:val="19"/>
               </w:rPr>
-              <w:t xml:space="preserve">Test night, cut for 90% recall (precision, false alarms per photo)</w:t>
+              <w:t xml:space="preserve">Whole pipeline, v6 (ours) vs v4 (CNN)</w:t>
             </w:r>
           </w:p>
         </w:tc>
@@ -2363,7 +2363,7 @@
                 <w:sz w:val="19"/>
                 <w:szCs w:val="19"/>
               </w:rPr>
-              <w:t xml:space="preserve">90.5%, 26</w:t>
+              <w:t xml:space="preserve">same known asteroids on every split (test 40/44); depth 21.28 vs 21.34 mag</w:t>
             </w:r>
           </w:p>
         </w:tc>
@@ -2398,7 +2398,7 @@
                 <w:sz w:val="19"/>
                 <w:szCs w:val="19"/>
               </w:rPr>
-              <w:t xml:space="preserve">Catalogue position error</w:t>
+              <w:t xml:space="preserve">Test night, deployed cut (recall / precision)</w:t>
             </w:r>
           </w:p>
         </w:tc>
@@ -2428,7 +2428,7 @@
                 <w:sz w:val="19"/>
                 <w:szCs w:val="19"/>
               </w:rPr>
-              <w:t xml:space="preserve">2.72 px (SkyBoT) → 0.26 px (Horizons)</w:t>
+              <w:t xml:space="preserve">98.7% / 7.1%: tuned for recall on purpose</w:t>
             </w:r>
           </w:p>
         </w:tc>
@@ -2463,7 +2463,7 @@
                 <w:sz w:val="19"/>
                 <w:szCs w:val="19"/>
               </w:rPr>
-              <w:t xml:space="preserve">Fake vs real classifier (realism)</w:t>
+              <w:t xml:space="preserve">Catalogue position error</w:t>
             </w:r>
           </w:p>
         </w:tc>
@@ -2493,7 +2493,7 @@
                 <w:sz w:val="19"/>
                 <w:szCs w:val="19"/>
               </w:rPr>
-              <w:t xml:space="preserve">AUC 0.46-0.48 (0.5 = cannot tell)</w:t>
+              <w:t xml:space="preserve">2.72 px (SkyBoT) → 0.26 px (Horizons)</w:t>
             </w:r>
           </w:p>
         </w:tc>
@@ -2528,7 +2528,7 @@
                 <w:sz w:val="19"/>
                 <w:szCs w:val="19"/>
               </w:rPr>
-              <w:t xml:space="preserve">Learnable weights</w:t>
+              <w:t xml:space="preserve">Fake vs real classifier (realism)</w:t>
             </w:r>
           </w:p>
         </w:tc>
@@ -2558,7 +2558,7 @@
                 <w:sz w:val="19"/>
                 <w:szCs w:val="19"/>
               </w:rPr>
-              <w:t xml:space="preserve">72,145</w:t>
+              <w:t xml:space="preserve">AUC 0.46-0.48 (0.5 = cannot tell)</w:t>
             </w:r>
           </w:p>
         </w:tc>
@@ -2569,7 +2569,7 @@
         <w:pStyle w:val="Heading2"/>
       </w:pPr>
       <w:r>
-        <w:t xml:space="preserve">Counting the 72,145 weights</w:t>
+        <w:t xml:space="preserve">Five classical models and the CNN, compared fairly</w:t>
       </w:r>
     </w:p>
     <w:tbl>
@@ -2585,9 +2585,11 @@
         </w:tblBorders>
       </w:tblPr>
       <w:tblGrid>
-        <w:gridCol w:w="3000"/>
-        <w:gridCol w:w="3800"/>
-        <w:gridCol w:w="2946"/>
+        <w:gridCol w:w="3900"/>
+        <w:gridCol w:w="1250"/>
+        <w:gridCol w:w="1100"/>
+        <w:gridCol w:w="1650"/>
+        <w:gridCol w:w="1846"/>
       </w:tblGrid>
       <w:tr>
         <w:trPr>
@@ -2595,7 +2597,7 @@
         </w:trPr>
         <w:tc>
           <w:tcPr>
-            <w:tcW w:type="dxa" w:w="3000"/>
+            <w:tcW w:type="dxa" w:w="3900"/>
             <w:tcBorders>
               <w:top w:val="single" w:color="D6D2C8" w:sz="4"/>
               <w:left w:val="single" w:color="D6D2C8" w:sz="4"/>
@@ -2622,13 +2624,13 @@
                 <w:sz w:val="19"/>
                 <w:szCs w:val="19"/>
               </w:rPr>
-              <w:t xml:space="preserve">Layer</w:t>
-            </w:r>
-          </w:p>
-        </w:tc>
-        <w:tc>
-          <w:tcPr>
-            <w:tcW w:type="dxa" w:w="3800"/>
+              <w:t xml:space="preserve">Model (same training nights; validation nights; test scored once)</w:t>
+            </w:r>
+          </w:p>
+        </w:tc>
+        <w:tc>
+          <w:tcPr>
+            <w:tcW w:type="dxa" w:w="1250"/>
             <w:tcBorders>
               <w:top w:val="single" w:color="D6D2C8" w:sz="4"/>
               <w:left w:val="single" w:color="D6D2C8" w:sz="4"/>
@@ -2655,13 +2657,13 @@
                 <w:sz w:val="19"/>
                 <w:szCs w:val="19"/>
               </w:rPr>
-              <w:t xml:space="preserve">Formula</w:t>
-            </w:r>
-          </w:p>
-        </w:tc>
-        <w:tc>
-          <w:tcPr>
-            <w:tcW w:type="dxa" w:w="2946"/>
+              <w:t xml:space="preserve">AP validation</w:t>
+            </w:r>
+          </w:p>
+        </w:tc>
+        <w:tc>
+          <w:tcPr>
+            <w:tcW w:type="dxa" w:w="1100"/>
             <w:tcBorders>
               <w:top w:val="single" w:color="D6D2C8" w:sz="4"/>
               <w:left w:val="single" w:color="D6D2C8" w:sz="4"/>
@@ -2688,7 +2690,73 @@
                 <w:sz w:val="19"/>
                 <w:szCs w:val="19"/>
               </w:rPr>
-              <w:t xml:space="preserve">Weights</w:t>
+              <w:t xml:space="preserve">AP test</w:t>
+            </w:r>
+          </w:p>
+        </w:tc>
+        <w:tc>
+          <w:tcPr>
+            <w:tcW w:type="dxa" w:w="1650"/>
+            <w:tcBorders>
+              <w:top w:val="single" w:color="D6D2C8" w:sz="4"/>
+              <w:left w:val="single" w:color="D6D2C8" w:sz="4"/>
+              <w:bottom w:val="single" w:color="D6D2C8" w:sz="4"/>
+              <w:right w:val="single" w:color="D6D2C8" w:sz="4"/>
+            </w:tcBorders>
+            <w:shd w:fill="F1EFEA" w:color="auto" w:val="clear"/>
+            <w:tcMar>
+              <w:top w:type="dxa" w:w="70"/>
+              <w:left w:type="dxa" w:w="110"/>
+              <w:bottom w:type="dxa" w:w="70"/>
+              <w:right w:type="dxa" w:w="110"/>
+            </w:tcMar>
+          </w:tcPr>
+          <w:p>
+            <w:pPr>
+              <w:spacing w:after="0" w:line="260"/>
+            </w:pPr>
+            <w:r>
+              <w:rPr>
+                <w:rFonts w:ascii="Arial" w:cs="Arial" w:eastAsia="Arial" w:hAnsi="Arial"/>
+                <w:b/>
+                <w:bCs/>
+                <w:sz w:val="19"/>
+                <w:szCs w:val="19"/>
+              </w:rPr>
+              <w:t xml:space="preserve">Precision @90% recall</w:t>
+            </w:r>
+          </w:p>
+        </w:tc>
+        <w:tc>
+          <w:tcPr>
+            <w:tcW w:type="dxa" w:w="1846"/>
+            <w:tcBorders>
+              <w:top w:val="single" w:color="D6D2C8" w:sz="4"/>
+              <w:left w:val="single" w:color="D6D2C8" w:sz="4"/>
+              <w:bottom w:val="single" w:color="D6D2C8" w:sz="4"/>
+              <w:right w:val="single" w:color="D6D2C8" w:sz="4"/>
+            </w:tcBorders>
+            <w:shd w:fill="F1EFEA" w:color="auto" w:val="clear"/>
+            <w:tcMar>
+              <w:top w:type="dxa" w:w="70"/>
+              <w:left w:type="dxa" w:w="110"/>
+              <w:bottom w:type="dxa" w:w="70"/>
+              <w:right w:type="dxa" w:w="110"/>
+            </w:tcMar>
+          </w:tcPr>
+          <w:p>
+            <w:pPr>
+              <w:spacing w:after="0" w:line="260"/>
+            </w:pPr>
+            <w:r>
+              <w:rPr>
+                <w:rFonts w:ascii="Arial" w:cs="Arial" w:eastAsia="Arial" w:hAnsi="Arial"/>
+                <w:b/>
+                <w:bCs/>
+                <w:sz w:val="19"/>
+                <w:szCs w:val="19"/>
+              </w:rPr>
+              <w:t xml:space="preserve">False alarms per photo @90% recall</w:t>
             </w:r>
           </w:p>
         </w:tc>
@@ -2699,91 +2767,151 @@
         </w:trPr>
         <w:tc>
           <w:tcPr>
-            <w:tcW w:type="dxa" w:w="3000"/>
-            <w:tcBorders>
-              <w:top w:val="single" w:color="D6D2C8" w:sz="4"/>
-              <w:left w:val="single" w:color="D6D2C8" w:sz="4"/>
-              <w:bottom w:val="single" w:color="D6D2C8" w:sz="4"/>
-              <w:right w:val="single" w:color="D6D2C8" w:sz="4"/>
-            </w:tcBorders>
-            <w:tcMar>
-              <w:top w:type="dxa" w:w="70"/>
-              <w:left w:type="dxa" w:w="110"/>
-              <w:bottom w:type="dxa" w:w="70"/>
-              <w:right w:type="dxa" w:w="110"/>
-            </w:tcMar>
-          </w:tcPr>
-          <w:p>
-            <w:pPr>
-              <w:spacing w:after="0" w:line="260"/>
-            </w:pPr>
-            <w:r>
-              <w:rPr>
-                <w:rFonts w:ascii="Arial" w:cs="Arial" w:eastAsia="Arial" w:hAnsi="Arial"/>
-                <w:sz w:val="19"/>
-                <w:szCs w:val="19"/>
-              </w:rPr>
-              <w:t xml:space="preserve">conv1 3→16</w:t>
-            </w:r>
-          </w:p>
-        </w:tc>
-        <w:tc>
-          <w:tcPr>
-            <w:tcW w:type="dxa" w:w="3800"/>
-            <w:tcBorders>
-              <w:top w:val="single" w:color="D6D2C8" w:sz="4"/>
-              <w:left w:val="single" w:color="D6D2C8" w:sz="4"/>
-              <w:bottom w:val="single" w:color="D6D2C8" w:sz="4"/>
-              <w:right w:val="single" w:color="D6D2C8" w:sz="4"/>
-            </w:tcBorders>
-            <w:tcMar>
-              <w:top w:type="dxa" w:w="70"/>
-              <w:left w:type="dxa" w:w="110"/>
-              <w:bottom w:type="dxa" w:w="70"/>
-              <w:right w:type="dxa" w:w="110"/>
-            </w:tcMar>
-          </w:tcPr>
-          <w:p>
-            <w:pPr>
-              <w:spacing w:after="0" w:line="260"/>
-            </w:pPr>
-            <w:r>
-              <w:rPr>
-                <w:rFonts w:ascii="Arial" w:cs="Arial" w:eastAsia="Arial" w:hAnsi="Arial"/>
-                <w:sz w:val="19"/>
-                <w:szCs w:val="19"/>
-              </w:rPr>
-              <w:t xml:space="preserve">(3 x 9 + 1) x 16</w:t>
-            </w:r>
-          </w:p>
-        </w:tc>
-        <w:tc>
-          <w:tcPr>
-            <w:tcW w:type="dxa" w:w="2946"/>
-            <w:tcBorders>
-              <w:top w:val="single" w:color="D6D2C8" w:sz="4"/>
-              <w:left w:val="single" w:color="D6D2C8" w:sz="4"/>
-              <w:bottom w:val="single" w:color="D6D2C8" w:sz="4"/>
-              <w:right w:val="single" w:color="D6D2C8" w:sz="4"/>
-            </w:tcBorders>
-            <w:tcMar>
-              <w:top w:type="dxa" w:w="70"/>
-              <w:left w:type="dxa" w:w="110"/>
-              <w:bottom w:type="dxa" w:w="70"/>
-              <w:right w:type="dxa" w:w="110"/>
-            </w:tcMar>
-          </w:tcPr>
-          <w:p>
-            <w:pPr>
-              <w:spacing w:after="0" w:line="260"/>
-            </w:pPr>
-            <w:r>
-              <w:rPr>
-                <w:rFonts w:ascii="Arial" w:cs="Arial" w:eastAsia="Arial" w:hAnsi="Arial"/>
-                <w:sz w:val="19"/>
-                <w:szCs w:val="19"/>
-              </w:rPr>
-              <w:t xml:space="preserve">448</w:t>
+            <w:tcW w:type="dxa" w:w="3900"/>
+            <w:tcBorders>
+              <w:top w:val="single" w:color="D6D2C8" w:sz="4"/>
+              <w:left w:val="single" w:color="D6D2C8" w:sz="4"/>
+              <w:bottom w:val="single" w:color="D6D2C8" w:sz="4"/>
+              <w:right w:val="single" w:color="D6D2C8" w:sz="4"/>
+            </w:tcBorders>
+            <w:tcMar>
+              <w:top w:type="dxa" w:w="70"/>
+              <w:left w:type="dxa" w:w="110"/>
+              <w:bottom w:type="dxa" w:w="70"/>
+              <w:right w:type="dxa" w:w="110"/>
+            </w:tcMar>
+          </w:tcPr>
+          <w:p>
+            <w:pPr>
+              <w:spacing w:after="0" w:line="260"/>
+            </w:pPr>
+            <w:r>
+              <w:rPr>
+                <w:rFonts w:ascii="Arial" w:cs="Arial" w:eastAsia="Arial" w:hAnsi="Arial"/>
+                <w:sz w:val="19"/>
+                <w:szCs w:val="19"/>
+              </w:rPr>
+              <w:t xml:space="preserve">Logistic regression, 6 blob numbers (old baseline)</w:t>
+            </w:r>
+          </w:p>
+        </w:tc>
+        <w:tc>
+          <w:tcPr>
+            <w:tcW w:type="dxa" w:w="1250"/>
+            <w:tcBorders>
+              <w:top w:val="single" w:color="D6D2C8" w:sz="4"/>
+              <w:left w:val="single" w:color="D6D2C8" w:sz="4"/>
+              <w:bottom w:val="single" w:color="D6D2C8" w:sz="4"/>
+              <w:right w:val="single" w:color="D6D2C8" w:sz="4"/>
+            </w:tcBorders>
+            <w:tcMar>
+              <w:top w:type="dxa" w:w="70"/>
+              <w:left w:type="dxa" w:w="110"/>
+              <w:bottom w:type="dxa" w:w="70"/>
+              <w:right w:type="dxa" w:w="110"/>
+            </w:tcMar>
+          </w:tcPr>
+          <w:p>
+            <w:pPr>
+              <w:spacing w:after="0" w:line="260"/>
+            </w:pPr>
+            <w:r>
+              <w:rPr>
+                <w:rFonts w:ascii="Arial" w:cs="Arial" w:eastAsia="Arial" w:hAnsi="Arial"/>
+                <w:sz w:val="19"/>
+                <w:szCs w:val="19"/>
+              </w:rPr>
+              <w:t xml:space="preserve">0.783</w:t>
+            </w:r>
+          </w:p>
+        </w:tc>
+        <w:tc>
+          <w:tcPr>
+            <w:tcW w:type="dxa" w:w="1100"/>
+            <w:tcBorders>
+              <w:top w:val="single" w:color="D6D2C8" w:sz="4"/>
+              <w:left w:val="single" w:color="D6D2C8" w:sz="4"/>
+              <w:bottom w:val="single" w:color="D6D2C8" w:sz="4"/>
+              <w:right w:val="single" w:color="D6D2C8" w:sz="4"/>
+            </w:tcBorders>
+            <w:tcMar>
+              <w:top w:type="dxa" w:w="70"/>
+              <w:left w:type="dxa" w:w="110"/>
+              <w:bottom w:type="dxa" w:w="70"/>
+              <w:right w:type="dxa" w:w="110"/>
+            </w:tcMar>
+          </w:tcPr>
+          <w:p>
+            <w:pPr>
+              <w:spacing w:after="0" w:line="260"/>
+            </w:pPr>
+            <w:r>
+              <w:rPr>
+                <w:rFonts w:ascii="Arial" w:cs="Arial" w:eastAsia="Arial" w:hAnsi="Arial"/>
+                <w:sz w:val="19"/>
+                <w:szCs w:val="19"/>
+              </w:rPr>
+              <w:t xml:space="preserve">0.508</w:t>
+            </w:r>
+          </w:p>
+        </w:tc>
+        <w:tc>
+          <w:tcPr>
+            <w:tcW w:type="dxa" w:w="1650"/>
+            <w:tcBorders>
+              <w:top w:val="single" w:color="D6D2C8" w:sz="4"/>
+              <w:left w:val="single" w:color="D6D2C8" w:sz="4"/>
+              <w:bottom w:val="single" w:color="D6D2C8" w:sz="4"/>
+              <w:right w:val="single" w:color="D6D2C8" w:sz="4"/>
+            </w:tcBorders>
+            <w:tcMar>
+              <w:top w:type="dxa" w:w="70"/>
+              <w:left w:type="dxa" w:w="110"/>
+              <w:bottom w:type="dxa" w:w="70"/>
+              <w:right w:type="dxa" w:w="110"/>
+            </w:tcMar>
+          </w:tcPr>
+          <w:p>
+            <w:pPr>
+              <w:spacing w:after="0" w:line="260"/>
+            </w:pPr>
+            <w:r>
+              <w:rPr>
+                <w:rFonts w:ascii="Arial" w:cs="Arial" w:eastAsia="Arial" w:hAnsi="Arial"/>
+                <w:sz w:val="19"/>
+                <w:szCs w:val="19"/>
+              </w:rPr>
+              <w:t xml:space="preserve">19.2%</w:t>
+            </w:r>
+          </w:p>
+        </w:tc>
+        <w:tc>
+          <w:tcPr>
+            <w:tcW w:type="dxa" w:w="1846"/>
+            <w:tcBorders>
+              <w:top w:val="single" w:color="D6D2C8" w:sz="4"/>
+              <w:left w:val="single" w:color="D6D2C8" w:sz="4"/>
+              <w:bottom w:val="single" w:color="D6D2C8" w:sz="4"/>
+              <w:right w:val="single" w:color="D6D2C8" w:sz="4"/>
+            </w:tcBorders>
+            <w:tcMar>
+              <w:top w:type="dxa" w:w="70"/>
+              <w:left w:type="dxa" w:w="110"/>
+              <w:bottom w:type="dxa" w:w="70"/>
+              <w:right w:type="dxa" w:w="110"/>
+            </w:tcMar>
+          </w:tcPr>
+          <w:p>
+            <w:pPr>
+              <w:spacing w:after="0" w:line="260"/>
+            </w:pPr>
+            <w:r>
+              <w:rPr>
+                <w:rFonts w:ascii="Arial" w:cs="Arial" w:eastAsia="Arial" w:hAnsi="Arial"/>
+                <w:sz w:val="19"/>
+                <w:szCs w:val="19"/>
+              </w:rPr>
+              <w:t xml:space="preserve">806</w:t>
             </w:r>
           </w:p>
         </w:tc>
@@ -2794,91 +2922,151 @@
         </w:trPr>
         <w:tc>
           <w:tcPr>
-            <w:tcW w:type="dxa" w:w="3000"/>
-            <w:tcBorders>
-              <w:top w:val="single" w:color="D6D2C8" w:sz="4"/>
-              <w:left w:val="single" w:color="D6D2C8" w:sz="4"/>
-              <w:bottom w:val="single" w:color="D6D2C8" w:sz="4"/>
-              <w:right w:val="single" w:color="D6D2C8" w:sz="4"/>
-            </w:tcBorders>
-            <w:tcMar>
-              <w:top w:type="dxa" w:w="70"/>
-              <w:left w:type="dxa" w:w="110"/>
-              <w:bottom w:type="dxa" w:w="70"/>
-              <w:right w:type="dxa" w:w="110"/>
-            </w:tcMar>
-          </w:tcPr>
-          <w:p>
-            <w:pPr>
-              <w:spacing w:after="0" w:line="260"/>
-            </w:pPr>
-            <w:r>
-              <w:rPr>
-                <w:rFonts w:ascii="Arial" w:cs="Arial" w:eastAsia="Arial" w:hAnsi="Arial"/>
-                <w:sz w:val="19"/>
-                <w:szCs w:val="19"/>
-              </w:rPr>
-              <w:t xml:space="preserve">conv2 16→16</w:t>
-            </w:r>
-          </w:p>
-        </w:tc>
-        <w:tc>
-          <w:tcPr>
-            <w:tcW w:type="dxa" w:w="3800"/>
-            <w:tcBorders>
-              <w:top w:val="single" w:color="D6D2C8" w:sz="4"/>
-              <w:left w:val="single" w:color="D6D2C8" w:sz="4"/>
-              <w:bottom w:val="single" w:color="D6D2C8" w:sz="4"/>
-              <w:right w:val="single" w:color="D6D2C8" w:sz="4"/>
-            </w:tcBorders>
-            <w:tcMar>
-              <w:top w:type="dxa" w:w="70"/>
-              <w:left w:type="dxa" w:w="110"/>
-              <w:bottom w:type="dxa" w:w="70"/>
-              <w:right w:type="dxa" w:w="110"/>
-            </w:tcMar>
-          </w:tcPr>
-          <w:p>
-            <w:pPr>
-              <w:spacing w:after="0" w:line="260"/>
-            </w:pPr>
-            <w:r>
-              <w:rPr>
-                <w:rFonts w:ascii="Arial" w:cs="Arial" w:eastAsia="Arial" w:hAnsi="Arial"/>
-                <w:sz w:val="19"/>
-                <w:szCs w:val="19"/>
-              </w:rPr>
-              <w:t xml:space="preserve">(16 x 9 + 1) x 16</w:t>
-            </w:r>
-          </w:p>
-        </w:tc>
-        <w:tc>
-          <w:tcPr>
-            <w:tcW w:type="dxa" w:w="2946"/>
-            <w:tcBorders>
-              <w:top w:val="single" w:color="D6D2C8" w:sz="4"/>
-              <w:left w:val="single" w:color="D6D2C8" w:sz="4"/>
-              <w:bottom w:val="single" w:color="D6D2C8" w:sz="4"/>
-              <w:right w:val="single" w:color="D6D2C8" w:sz="4"/>
-            </w:tcBorders>
-            <w:tcMar>
-              <w:top w:type="dxa" w:w="70"/>
-              <w:left w:type="dxa" w:w="110"/>
-              <w:bottom w:type="dxa" w:w="70"/>
-              <w:right w:type="dxa" w:w="110"/>
-            </w:tcMar>
-          </w:tcPr>
-          <w:p>
-            <w:pPr>
-              <w:spacing w:after="0" w:line="260"/>
-            </w:pPr>
-            <w:r>
-              <w:rPr>
-                <w:rFonts w:ascii="Arial" w:cs="Arial" w:eastAsia="Arial" w:hAnsi="Arial"/>
-                <w:sz w:val="19"/>
-                <w:szCs w:val="19"/>
-              </w:rPr>
-              <w:t xml:space="preserve">2,320</w:t>
+            <w:tcW w:type="dxa" w:w="3900"/>
+            <w:tcBorders>
+              <w:top w:val="single" w:color="D6D2C8" w:sz="4"/>
+              <w:left w:val="single" w:color="D6D2C8" w:sz="4"/>
+              <w:bottom w:val="single" w:color="D6D2C8" w:sz="4"/>
+              <w:right w:val="single" w:color="D6D2C8" w:sz="4"/>
+            </w:tcBorders>
+            <w:tcMar>
+              <w:top w:type="dxa" w:w="70"/>
+              <w:left w:type="dxa" w:w="110"/>
+              <w:bottom w:type="dxa" w:w="70"/>
+              <w:right w:type="dxa" w:w="110"/>
+            </w:tcMar>
+          </w:tcPr>
+          <w:p>
+            <w:pPr>
+              <w:spacing w:after="0" w:line="260"/>
+            </w:pPr>
+            <w:r>
+              <w:rPr>
+                <w:rFonts w:ascii="Arial" w:cs="Arial" w:eastAsia="Arial" w:hAnsi="Arial"/>
+                <w:sz w:val="19"/>
+                <w:szCs w:val="19"/>
+              </w:rPr>
+              <w:t xml:space="preserve">Logistic regression, 29 features</w:t>
+            </w:r>
+          </w:p>
+        </w:tc>
+        <w:tc>
+          <w:tcPr>
+            <w:tcW w:type="dxa" w:w="1250"/>
+            <w:tcBorders>
+              <w:top w:val="single" w:color="D6D2C8" w:sz="4"/>
+              <w:left w:val="single" w:color="D6D2C8" w:sz="4"/>
+              <w:bottom w:val="single" w:color="D6D2C8" w:sz="4"/>
+              <w:right w:val="single" w:color="D6D2C8" w:sz="4"/>
+            </w:tcBorders>
+            <w:tcMar>
+              <w:top w:type="dxa" w:w="70"/>
+              <w:left w:type="dxa" w:w="110"/>
+              <w:bottom w:type="dxa" w:w="70"/>
+              <w:right w:type="dxa" w:w="110"/>
+            </w:tcMar>
+          </w:tcPr>
+          <w:p>
+            <w:pPr>
+              <w:spacing w:after="0" w:line="260"/>
+            </w:pPr>
+            <w:r>
+              <w:rPr>
+                <w:rFonts w:ascii="Arial" w:cs="Arial" w:eastAsia="Arial" w:hAnsi="Arial"/>
+                <w:sz w:val="19"/>
+                <w:szCs w:val="19"/>
+              </w:rPr>
+              <w:t xml:space="preserve">0.887</w:t>
+            </w:r>
+          </w:p>
+        </w:tc>
+        <w:tc>
+          <w:tcPr>
+            <w:tcW w:type="dxa" w:w="1100"/>
+            <w:tcBorders>
+              <w:top w:val="single" w:color="D6D2C8" w:sz="4"/>
+              <w:left w:val="single" w:color="D6D2C8" w:sz="4"/>
+              <w:bottom w:val="single" w:color="D6D2C8" w:sz="4"/>
+              <w:right w:val="single" w:color="D6D2C8" w:sz="4"/>
+            </w:tcBorders>
+            <w:tcMar>
+              <w:top w:type="dxa" w:w="70"/>
+              <w:left w:type="dxa" w:w="110"/>
+              <w:bottom w:type="dxa" w:w="70"/>
+              <w:right w:type="dxa" w:w="110"/>
+            </w:tcMar>
+          </w:tcPr>
+          <w:p>
+            <w:pPr>
+              <w:spacing w:after="0" w:line="260"/>
+            </w:pPr>
+            <w:r>
+              <w:rPr>
+                <w:rFonts w:ascii="Arial" w:cs="Arial" w:eastAsia="Arial" w:hAnsi="Arial"/>
+                <w:sz w:val="19"/>
+                <w:szCs w:val="19"/>
+              </w:rPr>
+              <w:t xml:space="preserve">0.655</w:t>
+            </w:r>
+          </w:p>
+        </w:tc>
+        <w:tc>
+          <w:tcPr>
+            <w:tcW w:type="dxa" w:w="1650"/>
+            <w:tcBorders>
+              <w:top w:val="single" w:color="D6D2C8" w:sz="4"/>
+              <w:left w:val="single" w:color="D6D2C8" w:sz="4"/>
+              <w:bottom w:val="single" w:color="D6D2C8" w:sz="4"/>
+              <w:right w:val="single" w:color="D6D2C8" w:sz="4"/>
+            </w:tcBorders>
+            <w:tcMar>
+              <w:top w:type="dxa" w:w="70"/>
+              <w:left w:type="dxa" w:w="110"/>
+              <w:bottom w:type="dxa" w:w="70"/>
+              <w:right w:type="dxa" w:w="110"/>
+            </w:tcMar>
+          </w:tcPr>
+          <w:p>
+            <w:pPr>
+              <w:spacing w:after="0" w:line="260"/>
+            </w:pPr>
+            <w:r>
+              <w:rPr>
+                <w:rFonts w:ascii="Arial" w:cs="Arial" w:eastAsia="Arial" w:hAnsi="Arial"/>
+                <w:sz w:val="19"/>
+                <w:szCs w:val="19"/>
+              </w:rPr>
+              <w:t xml:space="preserve">41.6%</w:t>
+            </w:r>
+          </w:p>
+        </w:tc>
+        <w:tc>
+          <w:tcPr>
+            <w:tcW w:type="dxa" w:w="1846"/>
+            <w:tcBorders>
+              <w:top w:val="single" w:color="D6D2C8" w:sz="4"/>
+              <w:left w:val="single" w:color="D6D2C8" w:sz="4"/>
+              <w:bottom w:val="single" w:color="D6D2C8" w:sz="4"/>
+              <w:right w:val="single" w:color="D6D2C8" w:sz="4"/>
+            </w:tcBorders>
+            <w:tcMar>
+              <w:top w:type="dxa" w:w="70"/>
+              <w:left w:type="dxa" w:w="110"/>
+              <w:bottom w:type="dxa" w:w="70"/>
+              <w:right w:type="dxa" w:w="110"/>
+            </w:tcMar>
+          </w:tcPr>
+          <w:p>
+            <w:pPr>
+              <w:spacing w:after="0" w:line="260"/>
+            </w:pPr>
+            <w:r>
+              <w:rPr>
+                <w:rFonts w:ascii="Arial" w:cs="Arial" w:eastAsia="Arial" w:hAnsi="Arial"/>
+                <w:sz w:val="19"/>
+                <w:szCs w:val="19"/>
+              </w:rPr>
+              <w:t xml:space="preserve">269</w:t>
             </w:r>
           </w:p>
         </w:tc>
@@ -2889,91 +3077,151 @@
         </w:trPr>
         <w:tc>
           <w:tcPr>
-            <w:tcW w:type="dxa" w:w="3000"/>
-            <w:tcBorders>
-              <w:top w:val="single" w:color="D6D2C8" w:sz="4"/>
-              <w:left w:val="single" w:color="D6D2C8" w:sz="4"/>
-              <w:bottom w:val="single" w:color="D6D2C8" w:sz="4"/>
-              <w:right w:val="single" w:color="D6D2C8" w:sz="4"/>
-            </w:tcBorders>
-            <w:tcMar>
-              <w:top w:type="dxa" w:w="70"/>
-              <w:left w:type="dxa" w:w="110"/>
-              <w:bottom w:type="dxa" w:w="70"/>
-              <w:right w:type="dxa" w:w="110"/>
-            </w:tcMar>
-          </w:tcPr>
-          <w:p>
-            <w:pPr>
-              <w:spacing w:after="0" w:line="260"/>
-            </w:pPr>
-            <w:r>
-              <w:rPr>
-                <w:rFonts w:ascii="Arial" w:cs="Arial" w:eastAsia="Arial" w:hAnsi="Arial"/>
-                <w:sz w:val="19"/>
-                <w:szCs w:val="19"/>
-              </w:rPr>
-              <w:t xml:space="preserve">conv3 16→32</w:t>
-            </w:r>
-          </w:p>
-        </w:tc>
-        <w:tc>
-          <w:tcPr>
-            <w:tcW w:type="dxa" w:w="3800"/>
-            <w:tcBorders>
-              <w:top w:val="single" w:color="D6D2C8" w:sz="4"/>
-              <w:left w:val="single" w:color="D6D2C8" w:sz="4"/>
-              <w:bottom w:val="single" w:color="D6D2C8" w:sz="4"/>
-              <w:right w:val="single" w:color="D6D2C8" w:sz="4"/>
-            </w:tcBorders>
-            <w:tcMar>
-              <w:top w:type="dxa" w:w="70"/>
-              <w:left w:type="dxa" w:w="110"/>
-              <w:bottom w:type="dxa" w:w="70"/>
-              <w:right w:type="dxa" w:w="110"/>
-            </w:tcMar>
-          </w:tcPr>
-          <w:p>
-            <w:pPr>
-              <w:spacing w:after="0" w:line="260"/>
-            </w:pPr>
-            <w:r>
-              <w:rPr>
-                <w:rFonts w:ascii="Arial" w:cs="Arial" w:eastAsia="Arial" w:hAnsi="Arial"/>
-                <w:sz w:val="19"/>
-                <w:szCs w:val="19"/>
-              </w:rPr>
-              <w:t xml:space="preserve">(16 x 9 + 1) x 32</w:t>
-            </w:r>
-          </w:p>
-        </w:tc>
-        <w:tc>
-          <w:tcPr>
-            <w:tcW w:type="dxa" w:w="2946"/>
-            <w:tcBorders>
-              <w:top w:val="single" w:color="D6D2C8" w:sz="4"/>
-              <w:left w:val="single" w:color="D6D2C8" w:sz="4"/>
-              <w:bottom w:val="single" w:color="D6D2C8" w:sz="4"/>
-              <w:right w:val="single" w:color="D6D2C8" w:sz="4"/>
-            </w:tcBorders>
-            <w:tcMar>
-              <w:top w:type="dxa" w:w="70"/>
-              <w:left w:type="dxa" w:w="110"/>
-              <w:bottom w:type="dxa" w:w="70"/>
-              <w:right w:type="dxa" w:w="110"/>
-            </w:tcMar>
-          </w:tcPr>
-          <w:p>
-            <w:pPr>
-              <w:spacing w:after="0" w:line="260"/>
-            </w:pPr>
-            <w:r>
-              <w:rPr>
-                <w:rFonts w:ascii="Arial" w:cs="Arial" w:eastAsia="Arial" w:hAnsi="Arial"/>
-                <w:sz w:val="19"/>
-                <w:szCs w:val="19"/>
-              </w:rPr>
-              <w:t xml:space="preserve">4,640</w:t>
+            <w:tcW w:type="dxa" w:w="3900"/>
+            <w:tcBorders>
+              <w:top w:val="single" w:color="D6D2C8" w:sz="4"/>
+              <w:left w:val="single" w:color="D6D2C8" w:sz="4"/>
+              <w:bottom w:val="single" w:color="D6D2C8" w:sz="4"/>
+              <w:right w:val="single" w:color="D6D2C8" w:sz="4"/>
+            </w:tcBorders>
+            <w:tcMar>
+              <w:top w:type="dxa" w:w="70"/>
+              <w:left w:type="dxa" w:w="110"/>
+              <w:bottom w:type="dxa" w:w="70"/>
+              <w:right w:type="dxa" w:w="110"/>
+            </w:tcMar>
+          </w:tcPr>
+          <w:p>
+            <w:pPr>
+              <w:spacing w:after="0" w:line="260"/>
+            </w:pPr>
+            <w:r>
+              <w:rPr>
+                <w:rFonts w:ascii="Arial" w:cs="Arial" w:eastAsia="Arial" w:hAnsi="Arial"/>
+                <w:sz w:val="19"/>
+                <w:szCs w:val="19"/>
+              </w:rPr>
+              <w:t xml:space="preserve">SVM (RBF kernel), 29 features</w:t>
+            </w:r>
+          </w:p>
+        </w:tc>
+        <w:tc>
+          <w:tcPr>
+            <w:tcW w:type="dxa" w:w="1250"/>
+            <w:tcBorders>
+              <w:top w:val="single" w:color="D6D2C8" w:sz="4"/>
+              <w:left w:val="single" w:color="D6D2C8" w:sz="4"/>
+              <w:bottom w:val="single" w:color="D6D2C8" w:sz="4"/>
+              <w:right w:val="single" w:color="D6D2C8" w:sz="4"/>
+            </w:tcBorders>
+            <w:tcMar>
+              <w:top w:type="dxa" w:w="70"/>
+              <w:left w:type="dxa" w:w="110"/>
+              <w:bottom w:type="dxa" w:w="70"/>
+              <w:right w:type="dxa" w:w="110"/>
+            </w:tcMar>
+          </w:tcPr>
+          <w:p>
+            <w:pPr>
+              <w:spacing w:after="0" w:line="260"/>
+            </w:pPr>
+            <w:r>
+              <w:rPr>
+                <w:rFonts w:ascii="Arial" w:cs="Arial" w:eastAsia="Arial" w:hAnsi="Arial"/>
+                <w:sz w:val="19"/>
+                <w:szCs w:val="19"/>
+              </w:rPr>
+              <w:t xml:space="preserve">0.886</w:t>
+            </w:r>
+          </w:p>
+        </w:tc>
+        <w:tc>
+          <w:tcPr>
+            <w:tcW w:type="dxa" w:w="1100"/>
+            <w:tcBorders>
+              <w:top w:val="single" w:color="D6D2C8" w:sz="4"/>
+              <w:left w:val="single" w:color="D6D2C8" w:sz="4"/>
+              <w:bottom w:val="single" w:color="D6D2C8" w:sz="4"/>
+              <w:right w:val="single" w:color="D6D2C8" w:sz="4"/>
+            </w:tcBorders>
+            <w:tcMar>
+              <w:top w:type="dxa" w:w="70"/>
+              <w:left w:type="dxa" w:w="110"/>
+              <w:bottom w:type="dxa" w:w="70"/>
+              <w:right w:type="dxa" w:w="110"/>
+            </w:tcMar>
+          </w:tcPr>
+          <w:p>
+            <w:pPr>
+              <w:spacing w:after="0" w:line="260"/>
+            </w:pPr>
+            <w:r>
+              <w:rPr>
+                <w:rFonts w:ascii="Arial" w:cs="Arial" w:eastAsia="Arial" w:hAnsi="Arial"/>
+                <w:sz w:val="19"/>
+                <w:szCs w:val="19"/>
+              </w:rPr>
+              <w:t xml:space="preserve">0.877</w:t>
+            </w:r>
+          </w:p>
+        </w:tc>
+        <w:tc>
+          <w:tcPr>
+            <w:tcW w:type="dxa" w:w="1650"/>
+            <w:tcBorders>
+              <w:top w:val="single" w:color="D6D2C8" w:sz="4"/>
+              <w:left w:val="single" w:color="D6D2C8" w:sz="4"/>
+              <w:bottom w:val="single" w:color="D6D2C8" w:sz="4"/>
+              <w:right w:val="single" w:color="D6D2C8" w:sz="4"/>
+            </w:tcBorders>
+            <w:tcMar>
+              <w:top w:type="dxa" w:w="70"/>
+              <w:left w:type="dxa" w:w="110"/>
+              <w:bottom w:type="dxa" w:w="70"/>
+              <w:right w:type="dxa" w:w="110"/>
+            </w:tcMar>
+          </w:tcPr>
+          <w:p>
+            <w:pPr>
+              <w:spacing w:after="0" w:line="260"/>
+            </w:pPr>
+            <w:r>
+              <w:rPr>
+                <w:rFonts w:ascii="Arial" w:cs="Arial" w:eastAsia="Arial" w:hAnsi="Arial"/>
+                <w:sz w:val="19"/>
+                <w:szCs w:val="19"/>
+              </w:rPr>
+              <w:t xml:space="preserve">40.9%</w:t>
+            </w:r>
+          </w:p>
+        </w:tc>
+        <w:tc>
+          <w:tcPr>
+            <w:tcW w:type="dxa" w:w="1846"/>
+            <w:tcBorders>
+              <w:top w:val="single" w:color="D6D2C8" w:sz="4"/>
+              <w:left w:val="single" w:color="D6D2C8" w:sz="4"/>
+              <w:bottom w:val="single" w:color="D6D2C8" w:sz="4"/>
+              <w:right w:val="single" w:color="D6D2C8" w:sz="4"/>
+            </w:tcBorders>
+            <w:tcMar>
+              <w:top w:type="dxa" w:w="70"/>
+              <w:left w:type="dxa" w:w="110"/>
+              <w:bottom w:type="dxa" w:w="70"/>
+              <w:right w:type="dxa" w:w="110"/>
+            </w:tcMar>
+          </w:tcPr>
+          <w:p>
+            <w:pPr>
+              <w:spacing w:after="0" w:line="260"/>
+            </w:pPr>
+            <w:r>
+              <w:rPr>
+                <w:rFonts w:ascii="Arial" w:cs="Arial" w:eastAsia="Arial" w:hAnsi="Arial"/>
+                <w:sz w:val="19"/>
+                <w:szCs w:val="19"/>
+              </w:rPr>
+              <w:t xml:space="preserve">277</w:t>
             </w:r>
           </w:p>
         </w:tc>
@@ -2984,91 +3232,151 @@
         </w:trPr>
         <w:tc>
           <w:tcPr>
-            <w:tcW w:type="dxa" w:w="3000"/>
-            <w:tcBorders>
-              <w:top w:val="single" w:color="D6D2C8" w:sz="4"/>
-              <w:left w:val="single" w:color="D6D2C8" w:sz="4"/>
-              <w:bottom w:val="single" w:color="D6D2C8" w:sz="4"/>
-              <w:right w:val="single" w:color="D6D2C8" w:sz="4"/>
-            </w:tcBorders>
-            <w:tcMar>
-              <w:top w:type="dxa" w:w="70"/>
-              <w:left w:type="dxa" w:w="110"/>
-              <w:bottom w:type="dxa" w:w="70"/>
-              <w:right w:type="dxa" w:w="110"/>
-            </w:tcMar>
-          </w:tcPr>
-          <w:p>
-            <w:pPr>
-              <w:spacing w:after="0" w:line="260"/>
-            </w:pPr>
-            <w:r>
-              <w:rPr>
-                <w:rFonts w:ascii="Arial" w:cs="Arial" w:eastAsia="Arial" w:hAnsi="Arial"/>
-                <w:sz w:val="19"/>
-                <w:szCs w:val="19"/>
-              </w:rPr>
-              <w:t xml:space="preserve">conv4 32→32</w:t>
-            </w:r>
-          </w:p>
-        </w:tc>
-        <w:tc>
-          <w:tcPr>
-            <w:tcW w:type="dxa" w:w="3800"/>
-            <w:tcBorders>
-              <w:top w:val="single" w:color="D6D2C8" w:sz="4"/>
-              <w:left w:val="single" w:color="D6D2C8" w:sz="4"/>
-              <w:bottom w:val="single" w:color="D6D2C8" w:sz="4"/>
-              <w:right w:val="single" w:color="D6D2C8" w:sz="4"/>
-            </w:tcBorders>
-            <w:tcMar>
-              <w:top w:type="dxa" w:w="70"/>
-              <w:left w:type="dxa" w:w="110"/>
-              <w:bottom w:type="dxa" w:w="70"/>
-              <w:right w:type="dxa" w:w="110"/>
-            </w:tcMar>
-          </w:tcPr>
-          <w:p>
-            <w:pPr>
-              <w:spacing w:after="0" w:line="260"/>
-            </w:pPr>
-            <w:r>
-              <w:rPr>
-                <w:rFonts w:ascii="Arial" w:cs="Arial" w:eastAsia="Arial" w:hAnsi="Arial"/>
-                <w:sz w:val="19"/>
-                <w:szCs w:val="19"/>
-              </w:rPr>
-              <w:t xml:space="preserve">(32 x 9 + 1) x 32</w:t>
-            </w:r>
-          </w:p>
-        </w:tc>
-        <w:tc>
-          <w:tcPr>
-            <w:tcW w:type="dxa" w:w="2946"/>
-            <w:tcBorders>
-              <w:top w:val="single" w:color="D6D2C8" w:sz="4"/>
-              <w:left w:val="single" w:color="D6D2C8" w:sz="4"/>
-              <w:bottom w:val="single" w:color="D6D2C8" w:sz="4"/>
-              <w:right w:val="single" w:color="D6D2C8" w:sz="4"/>
-            </w:tcBorders>
-            <w:tcMar>
-              <w:top w:type="dxa" w:w="70"/>
-              <w:left w:type="dxa" w:w="110"/>
-              <w:bottom w:type="dxa" w:w="70"/>
-              <w:right w:type="dxa" w:w="110"/>
-            </w:tcMar>
-          </w:tcPr>
-          <w:p>
-            <w:pPr>
-              <w:spacing w:after="0" w:line="260"/>
-            </w:pPr>
-            <w:r>
-              <w:rPr>
-                <w:rFonts w:ascii="Arial" w:cs="Arial" w:eastAsia="Arial" w:hAnsi="Arial"/>
-                <w:sz w:val="19"/>
-                <w:szCs w:val="19"/>
-              </w:rPr>
-              <w:t xml:space="preserve">9,248</w:t>
+            <w:tcW w:type="dxa" w:w="3900"/>
+            <w:tcBorders>
+              <w:top w:val="single" w:color="D6D2C8" w:sz="4"/>
+              <w:left w:val="single" w:color="D6D2C8" w:sz="4"/>
+              <w:bottom w:val="single" w:color="D6D2C8" w:sz="4"/>
+              <w:right w:val="single" w:color="D6D2C8" w:sz="4"/>
+            </w:tcBorders>
+            <w:tcMar>
+              <w:top w:type="dxa" w:w="70"/>
+              <w:left w:type="dxa" w:w="110"/>
+              <w:bottom w:type="dxa" w:w="70"/>
+              <w:right w:type="dxa" w:w="110"/>
+            </w:tcMar>
+          </w:tcPr>
+          <w:p>
+            <w:pPr>
+              <w:spacing w:after="0" w:line="260"/>
+            </w:pPr>
+            <w:r>
+              <w:rPr>
+                <w:rFonts w:ascii="Arial" w:cs="Arial" w:eastAsia="Arial" w:hAnsi="Arial"/>
+                <w:sz w:val="19"/>
+                <w:szCs w:val="19"/>
+              </w:rPr>
+              <w:t xml:space="preserve">Random forest, 29 features</w:t>
+            </w:r>
+          </w:p>
+        </w:tc>
+        <w:tc>
+          <w:tcPr>
+            <w:tcW w:type="dxa" w:w="1250"/>
+            <w:tcBorders>
+              <w:top w:val="single" w:color="D6D2C8" w:sz="4"/>
+              <w:left w:val="single" w:color="D6D2C8" w:sz="4"/>
+              <w:bottom w:val="single" w:color="D6D2C8" w:sz="4"/>
+              <w:right w:val="single" w:color="D6D2C8" w:sz="4"/>
+            </w:tcBorders>
+            <w:tcMar>
+              <w:top w:type="dxa" w:w="70"/>
+              <w:left w:type="dxa" w:w="110"/>
+              <w:bottom w:type="dxa" w:w="70"/>
+              <w:right w:type="dxa" w:w="110"/>
+            </w:tcMar>
+          </w:tcPr>
+          <w:p>
+            <w:pPr>
+              <w:spacing w:after="0" w:line="260"/>
+            </w:pPr>
+            <w:r>
+              <w:rPr>
+                <w:rFonts w:ascii="Arial" w:cs="Arial" w:eastAsia="Arial" w:hAnsi="Arial"/>
+                <w:sz w:val="19"/>
+                <w:szCs w:val="19"/>
+              </w:rPr>
+              <w:t xml:space="preserve">0.895</w:t>
+            </w:r>
+          </w:p>
+        </w:tc>
+        <w:tc>
+          <w:tcPr>
+            <w:tcW w:type="dxa" w:w="1100"/>
+            <w:tcBorders>
+              <w:top w:val="single" w:color="D6D2C8" w:sz="4"/>
+              <w:left w:val="single" w:color="D6D2C8" w:sz="4"/>
+              <w:bottom w:val="single" w:color="D6D2C8" w:sz="4"/>
+              <w:right w:val="single" w:color="D6D2C8" w:sz="4"/>
+            </w:tcBorders>
+            <w:tcMar>
+              <w:top w:type="dxa" w:w="70"/>
+              <w:left w:type="dxa" w:w="110"/>
+              <w:bottom w:type="dxa" w:w="70"/>
+              <w:right w:type="dxa" w:w="110"/>
+            </w:tcMar>
+          </w:tcPr>
+          <w:p>
+            <w:pPr>
+              <w:spacing w:after="0" w:line="260"/>
+            </w:pPr>
+            <w:r>
+              <w:rPr>
+                <w:rFonts w:ascii="Arial" w:cs="Arial" w:eastAsia="Arial" w:hAnsi="Arial"/>
+                <w:sz w:val="19"/>
+                <w:szCs w:val="19"/>
+              </w:rPr>
+              <w:t xml:space="preserve">0.930</w:t>
+            </w:r>
+          </w:p>
+        </w:tc>
+        <w:tc>
+          <w:tcPr>
+            <w:tcW w:type="dxa" w:w="1650"/>
+            <w:tcBorders>
+              <w:top w:val="single" w:color="D6D2C8" w:sz="4"/>
+              <w:left w:val="single" w:color="D6D2C8" w:sz="4"/>
+              <w:bottom w:val="single" w:color="D6D2C8" w:sz="4"/>
+              <w:right w:val="single" w:color="D6D2C8" w:sz="4"/>
+            </w:tcBorders>
+            <w:tcMar>
+              <w:top w:type="dxa" w:w="70"/>
+              <w:left w:type="dxa" w:w="110"/>
+              <w:bottom w:type="dxa" w:w="70"/>
+              <w:right w:type="dxa" w:w="110"/>
+            </w:tcMar>
+          </w:tcPr>
+          <w:p>
+            <w:pPr>
+              <w:spacing w:after="0" w:line="260"/>
+            </w:pPr>
+            <w:r>
+              <w:rPr>
+                <w:rFonts w:ascii="Arial" w:cs="Arial" w:eastAsia="Arial" w:hAnsi="Arial"/>
+                <w:sz w:val="19"/>
+                <w:szCs w:val="19"/>
+              </w:rPr>
+              <w:t xml:space="preserve">44.9%</w:t>
+            </w:r>
+          </w:p>
+        </w:tc>
+        <w:tc>
+          <w:tcPr>
+            <w:tcW w:type="dxa" w:w="1846"/>
+            <w:tcBorders>
+              <w:top w:val="single" w:color="D6D2C8" w:sz="4"/>
+              <w:left w:val="single" w:color="D6D2C8" w:sz="4"/>
+              <w:bottom w:val="single" w:color="D6D2C8" w:sz="4"/>
+              <w:right w:val="single" w:color="D6D2C8" w:sz="4"/>
+            </w:tcBorders>
+            <w:tcMar>
+              <w:top w:type="dxa" w:w="70"/>
+              <w:left w:type="dxa" w:w="110"/>
+              <w:bottom w:type="dxa" w:w="70"/>
+              <w:right w:type="dxa" w:w="110"/>
+            </w:tcMar>
+          </w:tcPr>
+          <w:p>
+            <w:pPr>
+              <w:spacing w:after="0" w:line="260"/>
+            </w:pPr>
+            <w:r>
+              <w:rPr>
+                <w:rFonts w:ascii="Arial" w:cs="Arial" w:eastAsia="Arial" w:hAnsi="Arial"/>
+                <w:sz w:val="19"/>
+                <w:szCs w:val="19"/>
+              </w:rPr>
+              <w:t xml:space="preserve">236</w:t>
             </w:r>
           </w:p>
         </w:tc>
@@ -3079,91 +3387,151 @@
         </w:trPr>
         <w:tc>
           <w:tcPr>
-            <w:tcW w:type="dxa" w:w="3000"/>
-            <w:tcBorders>
-              <w:top w:val="single" w:color="D6D2C8" w:sz="4"/>
-              <w:left w:val="single" w:color="D6D2C8" w:sz="4"/>
-              <w:bottom w:val="single" w:color="D6D2C8" w:sz="4"/>
-              <w:right w:val="single" w:color="D6D2C8" w:sz="4"/>
-            </w:tcBorders>
-            <w:tcMar>
-              <w:top w:type="dxa" w:w="70"/>
-              <w:left w:type="dxa" w:w="110"/>
-              <w:bottom w:type="dxa" w:w="70"/>
-              <w:right w:type="dxa" w:w="110"/>
-            </w:tcMar>
-          </w:tcPr>
-          <w:p>
-            <w:pPr>
-              <w:spacing w:after="0" w:line="260"/>
-            </w:pPr>
-            <w:r>
-              <w:rPr>
-                <w:rFonts w:ascii="Arial" w:cs="Arial" w:eastAsia="Arial" w:hAnsi="Arial"/>
-                <w:sz w:val="19"/>
-                <w:szCs w:val="19"/>
-              </w:rPr>
-              <w:t xml:space="preserve">conv5 32→64</w:t>
-            </w:r>
-          </w:p>
-        </w:tc>
-        <w:tc>
-          <w:tcPr>
-            <w:tcW w:type="dxa" w:w="3800"/>
-            <w:tcBorders>
-              <w:top w:val="single" w:color="D6D2C8" w:sz="4"/>
-              <w:left w:val="single" w:color="D6D2C8" w:sz="4"/>
-              <w:bottom w:val="single" w:color="D6D2C8" w:sz="4"/>
-              <w:right w:val="single" w:color="D6D2C8" w:sz="4"/>
-            </w:tcBorders>
-            <w:tcMar>
-              <w:top w:type="dxa" w:w="70"/>
-              <w:left w:type="dxa" w:w="110"/>
-              <w:bottom w:type="dxa" w:w="70"/>
-              <w:right w:type="dxa" w:w="110"/>
-            </w:tcMar>
-          </w:tcPr>
-          <w:p>
-            <w:pPr>
-              <w:spacing w:after="0" w:line="260"/>
-            </w:pPr>
-            <w:r>
-              <w:rPr>
-                <w:rFonts w:ascii="Arial" w:cs="Arial" w:eastAsia="Arial" w:hAnsi="Arial"/>
-                <w:sz w:val="19"/>
-                <w:szCs w:val="19"/>
-              </w:rPr>
-              <w:t xml:space="preserve">(32 x 9 + 1) x 64</w:t>
-            </w:r>
-          </w:p>
-        </w:tc>
-        <w:tc>
-          <w:tcPr>
-            <w:tcW w:type="dxa" w:w="2946"/>
-            <w:tcBorders>
-              <w:top w:val="single" w:color="D6D2C8" w:sz="4"/>
-              <w:left w:val="single" w:color="D6D2C8" w:sz="4"/>
-              <w:bottom w:val="single" w:color="D6D2C8" w:sz="4"/>
-              <w:right w:val="single" w:color="D6D2C8" w:sz="4"/>
-            </w:tcBorders>
-            <w:tcMar>
-              <w:top w:type="dxa" w:w="70"/>
-              <w:left w:type="dxa" w:w="110"/>
-              <w:bottom w:type="dxa" w:w="70"/>
-              <w:right w:type="dxa" w:w="110"/>
-            </w:tcMar>
-          </w:tcPr>
-          <w:p>
-            <w:pPr>
-              <w:spacing w:after="0" w:line="260"/>
-            </w:pPr>
-            <w:r>
-              <w:rPr>
-                <w:rFonts w:ascii="Arial" w:cs="Arial" w:eastAsia="Arial" w:hAnsi="Arial"/>
-                <w:sz w:val="19"/>
-                <w:szCs w:val="19"/>
-              </w:rPr>
-              <w:t xml:space="preserve">18,496</w:t>
+            <w:tcW w:type="dxa" w:w="3900"/>
+            <w:tcBorders>
+              <w:top w:val="single" w:color="D6D2C8" w:sz="4"/>
+              <w:left w:val="single" w:color="D6D2C8" w:sz="4"/>
+              <w:bottom w:val="single" w:color="D6D2C8" w:sz="4"/>
+              <w:right w:val="single" w:color="D6D2C8" w:sz="4"/>
+            </w:tcBorders>
+            <w:tcMar>
+              <w:top w:type="dxa" w:w="70"/>
+              <w:left w:type="dxa" w:w="110"/>
+              <w:bottom w:type="dxa" w:w="70"/>
+              <w:right w:type="dxa" w:w="110"/>
+            </w:tcMar>
+          </w:tcPr>
+          <w:p>
+            <w:pPr>
+              <w:spacing w:after="0" w:line="260"/>
+            </w:pPr>
+            <w:r>
+              <w:rPr>
+                <w:rFonts w:ascii="Arial" w:cs="Arial" w:eastAsia="Arial" w:hAnsi="Arial"/>
+                <w:sz w:val="19"/>
+                <w:szCs w:val="19"/>
+              </w:rPr>
+              <w:t xml:space="preserve">XGBoost, 29 features + 20 PCA (chosen, bundle v6)</w:t>
+            </w:r>
+          </w:p>
+        </w:tc>
+        <w:tc>
+          <w:tcPr>
+            <w:tcW w:type="dxa" w:w="1250"/>
+            <w:tcBorders>
+              <w:top w:val="single" w:color="D6D2C8" w:sz="4"/>
+              <w:left w:val="single" w:color="D6D2C8" w:sz="4"/>
+              <w:bottom w:val="single" w:color="D6D2C8" w:sz="4"/>
+              <w:right w:val="single" w:color="D6D2C8" w:sz="4"/>
+            </w:tcBorders>
+            <w:tcMar>
+              <w:top w:type="dxa" w:w="70"/>
+              <w:left w:type="dxa" w:w="110"/>
+              <w:bottom w:type="dxa" w:w="70"/>
+              <w:right w:type="dxa" w:w="110"/>
+            </w:tcMar>
+          </w:tcPr>
+          <w:p>
+            <w:pPr>
+              <w:spacing w:after="0" w:line="260"/>
+            </w:pPr>
+            <w:r>
+              <w:rPr>
+                <w:rFonts w:ascii="Arial" w:cs="Arial" w:eastAsia="Arial" w:hAnsi="Arial"/>
+                <w:sz w:val="19"/>
+                <w:szCs w:val="19"/>
+              </w:rPr>
+              <w:t xml:space="preserve">0.902</w:t>
+            </w:r>
+          </w:p>
+        </w:tc>
+        <w:tc>
+          <w:tcPr>
+            <w:tcW w:type="dxa" w:w="1100"/>
+            <w:tcBorders>
+              <w:top w:val="single" w:color="D6D2C8" w:sz="4"/>
+              <w:left w:val="single" w:color="D6D2C8" w:sz="4"/>
+              <w:bottom w:val="single" w:color="D6D2C8" w:sz="4"/>
+              <w:right w:val="single" w:color="D6D2C8" w:sz="4"/>
+            </w:tcBorders>
+            <w:tcMar>
+              <w:top w:type="dxa" w:w="70"/>
+              <w:left w:type="dxa" w:w="110"/>
+              <w:bottom w:type="dxa" w:w="70"/>
+              <w:right w:type="dxa" w:w="110"/>
+            </w:tcMar>
+          </w:tcPr>
+          <w:p>
+            <w:pPr>
+              <w:spacing w:after="0" w:line="260"/>
+            </w:pPr>
+            <w:r>
+              <w:rPr>
+                <w:rFonts w:ascii="Arial" w:cs="Arial" w:eastAsia="Arial" w:hAnsi="Arial"/>
+                <w:sz w:val="19"/>
+                <w:szCs w:val="19"/>
+              </w:rPr>
+              <w:t xml:space="preserve">0.938</w:t>
+            </w:r>
+          </w:p>
+        </w:tc>
+        <w:tc>
+          <w:tcPr>
+            <w:tcW w:type="dxa" w:w="1650"/>
+            <w:tcBorders>
+              <w:top w:val="single" w:color="D6D2C8" w:sz="4"/>
+              <w:left w:val="single" w:color="D6D2C8" w:sz="4"/>
+              <w:bottom w:val="single" w:color="D6D2C8" w:sz="4"/>
+              <w:right w:val="single" w:color="D6D2C8" w:sz="4"/>
+            </w:tcBorders>
+            <w:tcMar>
+              <w:top w:type="dxa" w:w="70"/>
+              <w:left w:type="dxa" w:w="110"/>
+              <w:bottom w:type="dxa" w:w="70"/>
+              <w:right w:type="dxa" w:w="110"/>
+            </w:tcMar>
+          </w:tcPr>
+          <w:p>
+            <w:pPr>
+              <w:spacing w:after="0" w:line="260"/>
+            </w:pPr>
+            <w:r>
+              <w:rPr>
+                <w:rFonts w:ascii="Arial" w:cs="Arial" w:eastAsia="Arial" w:hAnsi="Arial"/>
+                <w:sz w:val="19"/>
+                <w:szCs w:val="19"/>
+              </w:rPr>
+              <w:t xml:space="preserve">54.8%</w:t>
+            </w:r>
+          </w:p>
+        </w:tc>
+        <w:tc>
+          <w:tcPr>
+            <w:tcW w:type="dxa" w:w="1846"/>
+            <w:tcBorders>
+              <w:top w:val="single" w:color="D6D2C8" w:sz="4"/>
+              <w:left w:val="single" w:color="D6D2C8" w:sz="4"/>
+              <w:bottom w:val="single" w:color="D6D2C8" w:sz="4"/>
+              <w:right w:val="single" w:color="D6D2C8" w:sz="4"/>
+            </w:tcBorders>
+            <w:tcMar>
+              <w:top w:type="dxa" w:w="70"/>
+              <w:left w:type="dxa" w:w="110"/>
+              <w:bottom w:type="dxa" w:w="70"/>
+              <w:right w:type="dxa" w:w="110"/>
+            </w:tcMar>
+          </w:tcPr>
+          <w:p>
+            <w:pPr>
+              <w:spacing w:after="0" w:line="260"/>
+            </w:pPr>
+            <w:r>
+              <w:rPr>
+                <w:rFonts w:ascii="Arial" w:cs="Arial" w:eastAsia="Arial" w:hAnsi="Arial"/>
+                <w:sz w:val="19"/>
+                <w:szCs w:val="19"/>
+              </w:rPr>
+              <w:t xml:space="preserve">158</w:t>
             </w:r>
           </w:p>
         </w:tc>
@@ -3174,91 +3542,286 @@
         </w:trPr>
         <w:tc>
           <w:tcPr>
-            <w:tcW w:type="dxa" w:w="3000"/>
-            <w:tcBorders>
-              <w:top w:val="single" w:color="D6D2C8" w:sz="4"/>
-              <w:left w:val="single" w:color="D6D2C8" w:sz="4"/>
-              <w:bottom w:val="single" w:color="D6D2C8" w:sz="4"/>
-              <w:right w:val="single" w:color="D6D2C8" w:sz="4"/>
-            </w:tcBorders>
-            <w:tcMar>
-              <w:top w:type="dxa" w:w="70"/>
-              <w:left w:type="dxa" w:w="110"/>
-              <w:bottom w:type="dxa" w:w="70"/>
-              <w:right w:type="dxa" w:w="110"/>
-            </w:tcMar>
-          </w:tcPr>
-          <w:p>
-            <w:pPr>
-              <w:spacing w:after="0" w:line="260"/>
-            </w:pPr>
-            <w:r>
-              <w:rPr>
-                <w:rFonts w:ascii="Arial" w:cs="Arial" w:eastAsia="Arial" w:hAnsi="Arial"/>
-                <w:sz w:val="19"/>
-                <w:szCs w:val="19"/>
-              </w:rPr>
-              <w:t xml:space="preserve">dense 576→64</w:t>
-            </w:r>
-          </w:p>
-        </w:tc>
-        <w:tc>
-          <w:tcPr>
-            <w:tcW w:type="dxa" w:w="3800"/>
-            <w:tcBorders>
-              <w:top w:val="single" w:color="D6D2C8" w:sz="4"/>
-              <w:left w:val="single" w:color="D6D2C8" w:sz="4"/>
-              <w:bottom w:val="single" w:color="D6D2C8" w:sz="4"/>
-              <w:right w:val="single" w:color="D6D2C8" w:sz="4"/>
-            </w:tcBorders>
-            <w:tcMar>
-              <w:top w:type="dxa" w:w="70"/>
-              <w:left w:type="dxa" w:w="110"/>
-              <w:bottom w:type="dxa" w:w="70"/>
-              <w:right w:type="dxa" w:w="110"/>
-            </w:tcMar>
-          </w:tcPr>
-          <w:p>
-            <w:pPr>
-              <w:spacing w:after="0" w:line="260"/>
-            </w:pPr>
-            <w:r>
-              <w:rPr>
-                <w:rFonts w:ascii="Arial" w:cs="Arial" w:eastAsia="Arial" w:hAnsi="Arial"/>
-                <w:sz w:val="19"/>
-                <w:szCs w:val="19"/>
-              </w:rPr>
-              <w:t xml:space="preserve">576 x 64 + 64</w:t>
-            </w:r>
-          </w:p>
-        </w:tc>
-        <w:tc>
-          <w:tcPr>
-            <w:tcW w:type="dxa" w:w="2946"/>
-            <w:tcBorders>
-              <w:top w:val="single" w:color="D6D2C8" w:sz="4"/>
-              <w:left w:val="single" w:color="D6D2C8" w:sz="4"/>
-              <w:bottom w:val="single" w:color="D6D2C8" w:sz="4"/>
-              <w:right w:val="single" w:color="D6D2C8" w:sz="4"/>
-            </w:tcBorders>
-            <w:tcMar>
-              <w:top w:type="dxa" w:w="70"/>
-              <w:left w:type="dxa" w:w="110"/>
-              <w:bottom w:type="dxa" w:w="70"/>
-              <w:right w:type="dxa" w:w="110"/>
-            </w:tcMar>
-          </w:tcPr>
-          <w:p>
-            <w:pPr>
-              <w:spacing w:after="0" w:line="260"/>
-            </w:pPr>
-            <w:r>
-              <w:rPr>
-                <w:rFonts w:ascii="Arial" w:cs="Arial" w:eastAsia="Arial" w:hAnsi="Arial"/>
-                <w:sz w:val="19"/>
-                <w:szCs w:val="19"/>
-              </w:rPr>
-              <w:t xml:space="preserve">36,928</w:t>
+            <w:tcW w:type="dxa" w:w="3900"/>
+            <w:tcBorders>
+              <w:top w:val="single" w:color="D6D2C8" w:sz="4"/>
+              <w:left w:val="single" w:color="D6D2C8" w:sz="4"/>
+              <w:bottom w:val="single" w:color="D6D2C8" w:sz="4"/>
+              <w:right w:val="single" w:color="D6D2C8" w:sz="4"/>
+            </w:tcBorders>
+            <w:tcMar>
+              <w:top w:type="dxa" w:w="70"/>
+              <w:left w:type="dxa" w:w="110"/>
+              <w:bottom w:type="dxa" w:w="70"/>
+              <w:right w:type="dxa" w:w="110"/>
+            </w:tcMar>
+          </w:tcPr>
+          <w:p>
+            <w:pPr>
+              <w:spacing w:after="0" w:line="260"/>
+            </w:pPr>
+            <w:r>
+              <w:rPr>
+                <w:rFonts w:ascii="Arial" w:cs="Arial" w:eastAsia="Arial" w:hAnsi="Arial"/>
+                <w:sz w:val="19"/>
+                <w:szCs w:val="19"/>
+              </w:rPr>
+              <w:t xml:space="preserve">CNN (deep learning, comparison only)</w:t>
+            </w:r>
+          </w:p>
+        </w:tc>
+        <w:tc>
+          <w:tcPr>
+            <w:tcW w:type="dxa" w:w="1250"/>
+            <w:tcBorders>
+              <w:top w:val="single" w:color="D6D2C8" w:sz="4"/>
+              <w:left w:val="single" w:color="D6D2C8" w:sz="4"/>
+              <w:bottom w:val="single" w:color="D6D2C8" w:sz="4"/>
+              <w:right w:val="single" w:color="D6D2C8" w:sz="4"/>
+            </w:tcBorders>
+            <w:tcMar>
+              <w:top w:type="dxa" w:w="70"/>
+              <w:left w:type="dxa" w:w="110"/>
+              <w:bottom w:type="dxa" w:w="70"/>
+              <w:right w:type="dxa" w:w="110"/>
+            </w:tcMar>
+          </w:tcPr>
+          <w:p>
+            <w:pPr>
+              <w:spacing w:after="0" w:line="260"/>
+            </w:pPr>
+            <w:r>
+              <w:rPr>
+                <w:rFonts w:ascii="Arial" w:cs="Arial" w:eastAsia="Arial" w:hAnsi="Arial"/>
+                <w:sz w:val="19"/>
+                <w:szCs w:val="19"/>
+              </w:rPr>
+              <w:t xml:space="preserve">0.898</w:t>
+            </w:r>
+          </w:p>
+        </w:tc>
+        <w:tc>
+          <w:tcPr>
+            <w:tcW w:type="dxa" w:w="1100"/>
+            <w:tcBorders>
+              <w:top w:val="single" w:color="D6D2C8" w:sz="4"/>
+              <w:left w:val="single" w:color="D6D2C8" w:sz="4"/>
+              <w:bottom w:val="single" w:color="D6D2C8" w:sz="4"/>
+              <w:right w:val="single" w:color="D6D2C8" w:sz="4"/>
+            </w:tcBorders>
+            <w:tcMar>
+              <w:top w:type="dxa" w:w="70"/>
+              <w:left w:type="dxa" w:w="110"/>
+              <w:bottom w:type="dxa" w:w="70"/>
+              <w:right w:type="dxa" w:w="110"/>
+            </w:tcMar>
+          </w:tcPr>
+          <w:p>
+            <w:pPr>
+              <w:spacing w:after="0" w:line="260"/>
+            </w:pPr>
+            <w:r>
+              <w:rPr>
+                <w:rFonts w:ascii="Arial" w:cs="Arial" w:eastAsia="Arial" w:hAnsi="Arial"/>
+                <w:sz w:val="19"/>
+                <w:szCs w:val="19"/>
+              </w:rPr>
+              <w:t xml:space="preserve">0.944</w:t>
+            </w:r>
+          </w:p>
+        </w:tc>
+        <w:tc>
+          <w:tcPr>
+            <w:tcW w:type="dxa" w:w="1650"/>
+            <w:tcBorders>
+              <w:top w:val="single" w:color="D6D2C8" w:sz="4"/>
+              <w:left w:val="single" w:color="D6D2C8" w:sz="4"/>
+              <w:bottom w:val="single" w:color="D6D2C8" w:sz="4"/>
+              <w:right w:val="single" w:color="D6D2C8" w:sz="4"/>
+            </w:tcBorders>
+            <w:tcMar>
+              <w:top w:type="dxa" w:w="70"/>
+              <w:left w:type="dxa" w:w="110"/>
+              <w:bottom w:type="dxa" w:w="70"/>
+              <w:right w:type="dxa" w:w="110"/>
+            </w:tcMar>
+          </w:tcPr>
+          <w:p>
+            <w:pPr>
+              <w:spacing w:after="0" w:line="260"/>
+            </w:pPr>
+            <w:r>
+              <w:rPr>
+                <w:rFonts w:ascii="Arial" w:cs="Arial" w:eastAsia="Arial" w:hAnsi="Arial"/>
+                <w:sz w:val="19"/>
+                <w:szCs w:val="19"/>
+              </w:rPr>
+              <w:t xml:space="preserve">51.4%</w:t>
+            </w:r>
+          </w:p>
+        </w:tc>
+        <w:tc>
+          <w:tcPr>
+            <w:tcW w:type="dxa" w:w="1846"/>
+            <w:tcBorders>
+              <w:top w:val="single" w:color="D6D2C8" w:sz="4"/>
+              <w:left w:val="single" w:color="D6D2C8" w:sz="4"/>
+              <w:bottom w:val="single" w:color="D6D2C8" w:sz="4"/>
+              <w:right w:val="single" w:color="D6D2C8" w:sz="4"/>
+            </w:tcBorders>
+            <w:tcMar>
+              <w:top w:type="dxa" w:w="70"/>
+              <w:left w:type="dxa" w:w="110"/>
+              <w:bottom w:type="dxa" w:w="70"/>
+              <w:right w:type="dxa" w:w="110"/>
+            </w:tcMar>
+          </w:tcPr>
+          <w:p>
+            <w:pPr>
+              <w:spacing w:after="0" w:line="260"/>
+            </w:pPr>
+            <w:r>
+              <w:rPr>
+                <w:rFonts w:ascii="Arial" w:cs="Arial" w:eastAsia="Arial" w:hAnsi="Arial"/>
+                <w:sz w:val="19"/>
+                <w:szCs w:val="19"/>
+              </w:rPr>
+              <w:t xml:space="preserve">181</w:t>
+            </w:r>
+          </w:p>
+        </w:tc>
+      </w:tr>
+    </w:tbl>
+    <w:p>
+      <w:pPr>
+        <w:spacing w:after="120"/>
+      </w:pPr>
+    </w:p>
+    <w:p>
+      <w:pPr>
+        <w:pStyle w:val="Heading2"/>
+      </w:pPr>
+      <w:r>
+        <w:t xml:space="preserve">The most useful inputs (from the saved model)</w:t>
+      </w:r>
+    </w:p>
+    <w:tbl>
+      <w:tblPr>
+        <w:tblW w:type="dxa" w:w="9746"/>
+        <w:tblBorders>
+          <w:top w:val="single" w:color="auto" w:sz="4"/>
+          <w:left w:val="single" w:color="auto" w:sz="4"/>
+          <w:bottom w:val="single" w:color="auto" w:sz="4"/>
+          <w:right w:val="single" w:color="auto" w:sz="4"/>
+          <w:insideH w:val="single" w:color="auto" w:sz="4"/>
+          <w:insideV w:val="single" w:color="auto" w:sz="4"/>
+        </w:tblBorders>
+      </w:tblPr>
+      <w:tblGrid>
+        <w:gridCol w:w="2600"/>
+        <w:gridCol w:w="5000"/>
+        <w:gridCol w:w="2146"/>
+      </w:tblGrid>
+      <w:tr>
+        <w:trPr>
+          <w:tblHeader/>
+        </w:trPr>
+        <w:tc>
+          <w:tcPr>
+            <w:tcW w:type="dxa" w:w="2600"/>
+            <w:tcBorders>
+              <w:top w:val="single" w:color="D6D2C8" w:sz="4"/>
+              <w:left w:val="single" w:color="D6D2C8" w:sz="4"/>
+              <w:bottom w:val="single" w:color="D6D2C8" w:sz="4"/>
+              <w:right w:val="single" w:color="D6D2C8" w:sz="4"/>
+            </w:tcBorders>
+            <w:shd w:fill="F1EFEA" w:color="auto" w:val="clear"/>
+            <w:tcMar>
+              <w:top w:type="dxa" w:w="70"/>
+              <w:left w:type="dxa" w:w="110"/>
+              <w:bottom w:type="dxa" w:w="70"/>
+              <w:right w:type="dxa" w:w="110"/>
+            </w:tcMar>
+          </w:tcPr>
+          <w:p>
+            <w:pPr>
+              <w:spacing w:after="0" w:line="260"/>
+            </w:pPr>
+            <w:r>
+              <w:rPr>
+                <w:rFonts w:ascii="Arial" w:cs="Arial" w:eastAsia="Arial" w:hAnsi="Arial"/>
+                <w:b/>
+                <w:bCs/>
+                <w:sz w:val="19"/>
+                <w:szCs w:val="19"/>
+              </w:rPr>
+              <w:t xml:space="preserve">Input</w:t>
+            </w:r>
+          </w:p>
+        </w:tc>
+        <w:tc>
+          <w:tcPr>
+            <w:tcW w:type="dxa" w:w="5000"/>
+            <w:tcBorders>
+              <w:top w:val="single" w:color="D6D2C8" w:sz="4"/>
+              <w:left w:val="single" w:color="D6D2C8" w:sz="4"/>
+              <w:bottom w:val="single" w:color="D6D2C8" w:sz="4"/>
+              <w:right w:val="single" w:color="D6D2C8" w:sz="4"/>
+            </w:tcBorders>
+            <w:shd w:fill="F1EFEA" w:color="auto" w:val="clear"/>
+            <w:tcMar>
+              <w:top w:type="dxa" w:w="70"/>
+              <w:left w:type="dxa" w:w="110"/>
+              <w:bottom w:type="dxa" w:w="70"/>
+              <w:right w:type="dxa" w:w="110"/>
+            </w:tcMar>
+          </w:tcPr>
+          <w:p>
+            <w:pPr>
+              <w:spacing w:after="0" w:line="260"/>
+            </w:pPr>
+            <w:r>
+              <w:rPr>
+                <w:rFonts w:ascii="Arial" w:cs="Arial" w:eastAsia="Arial" w:hAnsi="Arial"/>
+                <w:b/>
+                <w:bCs/>
+                <w:sz w:val="19"/>
+                <w:szCs w:val="19"/>
+              </w:rPr>
+              <w:t xml:space="preserve">What it measures</w:t>
+            </w:r>
+          </w:p>
+        </w:tc>
+        <w:tc>
+          <w:tcPr>
+            <w:tcW w:type="dxa" w:w="2146"/>
+            <w:tcBorders>
+              <w:top w:val="single" w:color="D6D2C8" w:sz="4"/>
+              <w:left w:val="single" w:color="D6D2C8" w:sz="4"/>
+              <w:bottom w:val="single" w:color="D6D2C8" w:sz="4"/>
+              <w:right w:val="single" w:color="D6D2C8" w:sz="4"/>
+            </w:tcBorders>
+            <w:shd w:fill="F1EFEA" w:color="auto" w:val="clear"/>
+            <w:tcMar>
+              <w:top w:type="dxa" w:w="70"/>
+              <w:left w:type="dxa" w:w="110"/>
+              <w:bottom w:type="dxa" w:w="70"/>
+              <w:right w:type="dxa" w:w="110"/>
+            </w:tcMar>
+          </w:tcPr>
+          <w:p>
+            <w:pPr>
+              <w:spacing w:after="0" w:line="260"/>
+            </w:pPr>
+            <w:r>
+              <w:rPr>
+                <w:rFonts w:ascii="Arial" w:cs="Arial" w:eastAsia="Arial" w:hAnsi="Arial"/>
+                <w:b/>
+                <w:bCs/>
+                <w:sz w:val="19"/>
+                <w:szCs w:val="19"/>
+              </w:rPr>
+              <w:t xml:space="preserve">Importance</w:t>
             </w:r>
           </w:p>
         </w:tc>
@@ -3269,91 +3832,91 @@
         </w:trPr>
         <w:tc>
           <w:tcPr>
-            <w:tcW w:type="dxa" w:w="3000"/>
-            <w:tcBorders>
-              <w:top w:val="single" w:color="D6D2C8" w:sz="4"/>
-              <w:left w:val="single" w:color="D6D2C8" w:sz="4"/>
-              <w:bottom w:val="single" w:color="D6D2C8" w:sz="4"/>
-              <w:right w:val="single" w:color="D6D2C8" w:sz="4"/>
-            </w:tcBorders>
-            <w:tcMar>
-              <w:top w:type="dxa" w:w="70"/>
-              <w:left w:type="dxa" w:w="110"/>
-              <w:bottom w:type="dxa" w:w="70"/>
-              <w:right w:type="dxa" w:w="110"/>
-            </w:tcMar>
-          </w:tcPr>
-          <w:p>
-            <w:pPr>
-              <w:spacing w:after="0" w:line="260"/>
-            </w:pPr>
-            <w:r>
-              <w:rPr>
-                <w:rFonts w:ascii="Arial" w:cs="Arial" w:eastAsia="Arial" w:hAnsi="Arial"/>
-                <w:sz w:val="19"/>
-                <w:szCs w:val="19"/>
-              </w:rPr>
-              <w:t xml:space="preserve">output 64→1</w:t>
-            </w:r>
-          </w:p>
-        </w:tc>
-        <w:tc>
-          <w:tcPr>
-            <w:tcW w:type="dxa" w:w="3800"/>
-            <w:tcBorders>
-              <w:top w:val="single" w:color="D6D2C8" w:sz="4"/>
-              <w:left w:val="single" w:color="D6D2C8" w:sz="4"/>
-              <w:bottom w:val="single" w:color="D6D2C8" w:sz="4"/>
-              <w:right w:val="single" w:color="D6D2C8" w:sz="4"/>
-            </w:tcBorders>
-            <w:tcMar>
-              <w:top w:type="dxa" w:w="70"/>
-              <w:left w:type="dxa" w:w="110"/>
-              <w:bottom w:type="dxa" w:w="70"/>
-              <w:right w:type="dxa" w:w="110"/>
-            </w:tcMar>
-          </w:tcPr>
-          <w:p>
-            <w:pPr>
-              <w:spacing w:after="0" w:line="260"/>
-            </w:pPr>
-            <w:r>
-              <w:rPr>
-                <w:rFonts w:ascii="Arial" w:cs="Arial" w:eastAsia="Arial" w:hAnsi="Arial"/>
-                <w:sz w:val="19"/>
-                <w:szCs w:val="19"/>
-              </w:rPr>
-              <w:t xml:space="preserve">64 + 1</w:t>
-            </w:r>
-          </w:p>
-        </w:tc>
-        <w:tc>
-          <w:tcPr>
-            <w:tcW w:type="dxa" w:w="2946"/>
-            <w:tcBorders>
-              <w:top w:val="single" w:color="D6D2C8" w:sz="4"/>
-              <w:left w:val="single" w:color="D6D2C8" w:sz="4"/>
-              <w:bottom w:val="single" w:color="D6D2C8" w:sz="4"/>
-              <w:right w:val="single" w:color="D6D2C8" w:sz="4"/>
-            </w:tcBorders>
-            <w:tcMar>
-              <w:top w:type="dxa" w:w="70"/>
-              <w:left w:type="dxa" w:w="110"/>
-              <w:bottom w:type="dxa" w:w="70"/>
-              <w:right w:type="dxa" w:w="110"/>
-            </w:tcMar>
-          </w:tcPr>
-          <w:p>
-            <w:pPr>
-              <w:spacing w:after="0" w:line="260"/>
-            </w:pPr>
-            <w:r>
-              <w:rPr>
-                <w:rFonts w:ascii="Arial" w:cs="Arial" w:eastAsia="Arial" w:hAnsi="Arial"/>
-                <w:sz w:val="19"/>
-                <w:szCs w:val="19"/>
-              </w:rPr>
-              <w:t xml:space="preserve">65</w:t>
+            <w:tcW w:type="dxa" w:w="2600"/>
+            <w:tcBorders>
+              <w:top w:val="single" w:color="D6D2C8" w:sz="4"/>
+              <w:left w:val="single" w:color="D6D2C8" w:sz="4"/>
+              <w:bottom w:val="single" w:color="D6D2C8" w:sz="4"/>
+              <w:right w:val="single" w:color="D6D2C8" w:sz="4"/>
+            </w:tcBorders>
+            <w:tcMar>
+              <w:top w:type="dxa" w:w="70"/>
+              <w:left w:type="dxa" w:w="110"/>
+              <w:bottom w:type="dxa" w:w="70"/>
+              <w:right w:type="dxa" w:w="110"/>
+            </w:tcMar>
+          </w:tcPr>
+          <w:p>
+            <w:pPr>
+              <w:spacing w:after="0" w:line="260"/>
+            </w:pPr>
+            <w:r>
+              <w:rPr>
+                <w:rFonts w:ascii="Arial" w:cs="Arial" w:eastAsia="Arial" w:hAnsi="Arial"/>
+                <w:sz w:val="19"/>
+                <w:szCs w:val="19"/>
+              </w:rPr>
+              <w:t xml:space="preserve">diff_psf_match</w:t>
+            </w:r>
+          </w:p>
+        </w:tc>
+        <w:tc>
+          <w:tcPr>
+            <w:tcW w:type="dxa" w:w="5000"/>
+            <w:tcBorders>
+              <w:top w:val="single" w:color="D6D2C8" w:sz="4"/>
+              <w:left w:val="single" w:color="D6D2C8" w:sz="4"/>
+              <w:bottom w:val="single" w:color="D6D2C8" w:sz="4"/>
+              <w:right w:val="single" w:color="D6D2C8" w:sz="4"/>
+            </w:tcBorders>
+            <w:tcMar>
+              <w:top w:type="dxa" w:w="70"/>
+              <w:left w:type="dxa" w:w="110"/>
+              <w:bottom w:type="dxa" w:w="70"/>
+              <w:right w:type="dxa" w:w="110"/>
+            </w:tcMar>
+          </w:tcPr>
+          <w:p>
+            <w:pPr>
+              <w:spacing w:after="0" w:line="260"/>
+            </w:pPr>
+            <w:r>
+              <w:rPr>
+                <w:rFonts w:ascii="Arial" w:cs="Arial" w:eastAsia="Arial" w:hAnsi="Arial"/>
+                <w:sz w:val="19"/>
+                <w:szCs w:val="19"/>
+              </w:rPr>
+              <w:t xml:space="preserve">how much the difference looks like a star</w:t>
+            </w:r>
+          </w:p>
+        </w:tc>
+        <w:tc>
+          <w:tcPr>
+            <w:tcW w:type="dxa" w:w="2146"/>
+            <w:tcBorders>
+              <w:top w:val="single" w:color="D6D2C8" w:sz="4"/>
+              <w:left w:val="single" w:color="D6D2C8" w:sz="4"/>
+              <w:bottom w:val="single" w:color="D6D2C8" w:sz="4"/>
+              <w:right w:val="single" w:color="D6D2C8" w:sz="4"/>
+            </w:tcBorders>
+            <w:tcMar>
+              <w:top w:type="dxa" w:w="70"/>
+              <w:left w:type="dxa" w:w="110"/>
+              <w:bottom w:type="dxa" w:w="70"/>
+              <w:right w:type="dxa" w:w="110"/>
+            </w:tcMar>
+          </w:tcPr>
+          <w:p>
+            <w:pPr>
+              <w:spacing w:after="0" w:line="260"/>
+            </w:pPr>
+            <w:r>
+              <w:rPr>
+                <w:rFonts w:ascii="Arial" w:cs="Arial" w:eastAsia="Arial" w:hAnsi="Arial"/>
+                <w:sz w:val="19"/>
+                <w:szCs w:val="19"/>
+              </w:rPr>
+              <w:t xml:space="preserve">0.510</w:t>
             </w:r>
           </w:p>
         </w:tc>
@@ -3364,83 +3927,661 @@
         </w:trPr>
         <w:tc>
           <w:tcPr>
-            <w:tcW w:type="dxa" w:w="3000"/>
-            <w:tcBorders>
-              <w:top w:val="single" w:color="D6D2C8" w:sz="4"/>
-              <w:left w:val="single" w:color="D6D2C8" w:sz="4"/>
-              <w:bottom w:val="single" w:color="D6D2C8" w:sz="4"/>
-              <w:right w:val="single" w:color="D6D2C8" w:sz="4"/>
-            </w:tcBorders>
-            <w:tcMar>
-              <w:top w:type="dxa" w:w="70"/>
-              <w:left w:type="dxa" w:w="110"/>
-              <w:bottom w:type="dxa" w:w="70"/>
-              <w:right w:type="dxa" w:w="110"/>
-            </w:tcMar>
-          </w:tcPr>
-          <w:p>
-            <w:pPr>
-              <w:spacing w:after="0" w:line="260"/>
-            </w:pPr>
-            <w:r>
-              <w:rPr>
-                <w:rFonts w:ascii="Arial" w:cs="Arial" w:eastAsia="Arial" w:hAnsi="Arial"/>
-                <w:sz w:val="19"/>
-                <w:szCs w:val="19"/>
-              </w:rPr>
-              <w:t xml:space="preserve">Total</w:t>
-            </w:r>
-          </w:p>
-        </w:tc>
-        <w:tc>
-          <w:tcPr>
-            <w:tcW w:type="dxa" w:w="3800"/>
-            <w:tcBorders>
-              <w:top w:val="single" w:color="D6D2C8" w:sz="4"/>
-              <w:left w:val="single" w:color="D6D2C8" w:sz="4"/>
-              <w:bottom w:val="single" w:color="D6D2C8" w:sz="4"/>
-              <w:right w:val="single" w:color="D6D2C8" w:sz="4"/>
-            </w:tcBorders>
-            <w:tcMar>
-              <w:top w:type="dxa" w:w="70"/>
-              <w:left w:type="dxa" w:w="110"/>
-              <w:bottom w:type="dxa" w:w="70"/>
-              <w:right w:type="dxa" w:w="110"/>
-            </w:tcMar>
-          </w:tcPr>
-          <w:p>
-            <w:pPr>
-              <w:spacing w:after="0" w:line="260"/>
-            </w:pPr>
-          </w:p>
-        </w:tc>
-        <w:tc>
-          <w:tcPr>
-            <w:tcW w:type="dxa" w:w="2946"/>
-            <w:tcBorders>
-              <w:top w:val="single" w:color="D6D2C8" w:sz="4"/>
-              <w:left w:val="single" w:color="D6D2C8" w:sz="4"/>
-              <w:bottom w:val="single" w:color="D6D2C8" w:sz="4"/>
-              <w:right w:val="single" w:color="D6D2C8" w:sz="4"/>
-            </w:tcBorders>
-            <w:tcMar>
-              <w:top w:type="dxa" w:w="70"/>
-              <w:left w:type="dxa" w:w="110"/>
-              <w:bottom w:type="dxa" w:w="70"/>
-              <w:right w:type="dxa" w:w="110"/>
-            </w:tcMar>
-          </w:tcPr>
-          <w:p>
-            <w:pPr>
-              <w:spacing w:after="0" w:line="260"/>
-            </w:pPr>
-            <w:r>
-              <w:rPr>
-                <w:rFonts w:ascii="Arial" w:cs="Arial" w:eastAsia="Arial" w:hAnsi="Arial"/>
-                <w:sz w:val="19"/>
-                <w:szCs w:val="19"/>
-              </w:rPr>
-              <w:t xml:space="preserve">72,145</w:t>
+            <w:tcW w:type="dxa" w:w="2600"/>
+            <w:tcBorders>
+              <w:top w:val="single" w:color="D6D2C8" w:sz="4"/>
+              <w:left w:val="single" w:color="D6D2C8" w:sz="4"/>
+              <w:bottom w:val="single" w:color="D6D2C8" w:sz="4"/>
+              <w:right w:val="single" w:color="D6D2C8" w:sz="4"/>
+            </w:tcBorders>
+            <w:tcMar>
+              <w:top w:type="dxa" w:w="70"/>
+              <w:left w:type="dxa" w:w="110"/>
+              <w:bottom w:type="dxa" w:w="70"/>
+              <w:right w:type="dxa" w:w="110"/>
+            </w:tcMar>
+          </w:tcPr>
+          <w:p>
+            <w:pPr>
+              <w:spacing w:after="0" w:line="260"/>
+            </w:pPr>
+            <w:r>
+              <w:rPr>
+                <w:rFonts w:ascii="Arial" w:cs="Arial" w:eastAsia="Arial" w:hAnsi="Arial"/>
+                <w:sz w:val="19"/>
+                <w:szCs w:val="19"/>
+              </w:rPr>
+              <w:t xml:space="preserve">snr</w:t>
+            </w:r>
+          </w:p>
+        </w:tc>
+        <w:tc>
+          <w:tcPr>
+            <w:tcW w:type="dxa" w:w="5000"/>
+            <w:tcBorders>
+              <w:top w:val="single" w:color="D6D2C8" w:sz="4"/>
+              <w:left w:val="single" w:color="D6D2C8" w:sz="4"/>
+              <w:bottom w:val="single" w:color="D6D2C8" w:sz="4"/>
+              <w:right w:val="single" w:color="D6D2C8" w:sz="4"/>
+            </w:tcBorders>
+            <w:tcMar>
+              <w:top w:type="dxa" w:w="70"/>
+              <w:left w:type="dxa" w:w="110"/>
+              <w:bottom w:type="dxa" w:w="70"/>
+              <w:right w:type="dxa" w:w="110"/>
+            </w:tcMar>
+          </w:tcPr>
+          <w:p>
+            <w:pPr>
+              <w:spacing w:after="0" w:line="260"/>
+            </w:pPr>
+            <w:r>
+              <w:rPr>
+                <w:rFonts w:ascii="Arial" w:cs="Arial" w:eastAsia="Arial" w:hAnsi="Arial"/>
+                <w:sz w:val="19"/>
+                <w:szCs w:val="19"/>
+              </w:rPr>
+              <w:t xml:space="preserve">strength vs the noise</w:t>
+            </w:r>
+          </w:p>
+        </w:tc>
+        <w:tc>
+          <w:tcPr>
+            <w:tcW w:type="dxa" w:w="2146"/>
+            <w:tcBorders>
+              <w:top w:val="single" w:color="D6D2C8" w:sz="4"/>
+              <w:left w:val="single" w:color="D6D2C8" w:sz="4"/>
+              <w:bottom w:val="single" w:color="D6D2C8" w:sz="4"/>
+              <w:right w:val="single" w:color="D6D2C8" w:sz="4"/>
+            </w:tcBorders>
+            <w:tcMar>
+              <w:top w:type="dxa" w:w="70"/>
+              <w:left w:type="dxa" w:w="110"/>
+              <w:bottom w:type="dxa" w:w="70"/>
+              <w:right w:type="dxa" w:w="110"/>
+            </w:tcMar>
+          </w:tcPr>
+          <w:p>
+            <w:pPr>
+              <w:spacing w:after="0" w:line="260"/>
+            </w:pPr>
+            <w:r>
+              <w:rPr>
+                <w:rFonts w:ascii="Arial" w:cs="Arial" w:eastAsia="Arial" w:hAnsi="Arial"/>
+                <w:sz w:val="19"/>
+                <w:szCs w:val="19"/>
+              </w:rPr>
+              <w:t xml:space="preserve">0.102</w:t>
+            </w:r>
+          </w:p>
+        </w:tc>
+      </w:tr>
+      <w:tr>
+        <w:trPr>
+          <w:cantSplit/>
+        </w:trPr>
+        <w:tc>
+          <w:tcPr>
+            <w:tcW w:type="dxa" w:w="2600"/>
+            <w:tcBorders>
+              <w:top w:val="single" w:color="D6D2C8" w:sz="4"/>
+              <w:left w:val="single" w:color="D6D2C8" w:sz="4"/>
+              <w:bottom w:val="single" w:color="D6D2C8" w:sz="4"/>
+              <w:right w:val="single" w:color="D6D2C8" w:sz="4"/>
+            </w:tcBorders>
+            <w:tcMar>
+              <w:top w:type="dxa" w:w="70"/>
+              <w:left w:type="dxa" w:w="110"/>
+              <w:bottom w:type="dxa" w:w="70"/>
+              <w:right w:type="dxa" w:w="110"/>
+            </w:tcMar>
+          </w:tcPr>
+          <w:p>
+            <w:pPr>
+              <w:spacing w:after="0" w:line="260"/>
+            </w:pPr>
+            <w:r>
+              <w:rPr>
+                <w:rFonts w:ascii="Arial" w:cs="Arial" w:eastAsia="Arial" w:hAnsi="Arial"/>
+                <w:sz w:val="19"/>
+                <w:szCs w:val="19"/>
+              </w:rPr>
+              <w:t xml:space="preserve">ref_centre</w:t>
+            </w:r>
+          </w:p>
+        </w:tc>
+        <w:tc>
+          <w:tcPr>
+            <w:tcW w:type="dxa" w:w="5000"/>
+            <w:tcBorders>
+              <w:top w:val="single" w:color="D6D2C8" w:sz="4"/>
+              <w:left w:val="single" w:color="D6D2C8" w:sz="4"/>
+              <w:bottom w:val="single" w:color="D6D2C8" w:sz="4"/>
+              <w:right w:val="single" w:color="D6D2C8" w:sz="4"/>
+            </w:tcBorders>
+            <w:tcMar>
+              <w:top w:type="dxa" w:w="70"/>
+              <w:left w:type="dxa" w:w="110"/>
+              <w:bottom w:type="dxa" w:w="70"/>
+              <w:right w:type="dxa" w:w="110"/>
+            </w:tcMar>
+          </w:tcPr>
+          <w:p>
+            <w:pPr>
+              <w:spacing w:after="0" w:line="260"/>
+            </w:pPr>
+            <w:r>
+              <w:rPr>
+                <w:rFonts w:ascii="Arial" w:cs="Arial" w:eastAsia="Arial" w:hAnsi="Arial"/>
+                <w:sz w:val="19"/>
+                <w:szCs w:val="19"/>
+              </w:rPr>
+              <w:t xml:space="preserve">old picture at the centre</w:t>
+            </w:r>
+          </w:p>
+        </w:tc>
+        <w:tc>
+          <w:tcPr>
+            <w:tcW w:type="dxa" w:w="2146"/>
+            <w:tcBorders>
+              <w:top w:val="single" w:color="D6D2C8" w:sz="4"/>
+              <w:left w:val="single" w:color="D6D2C8" w:sz="4"/>
+              <w:bottom w:val="single" w:color="D6D2C8" w:sz="4"/>
+              <w:right w:val="single" w:color="D6D2C8" w:sz="4"/>
+            </w:tcBorders>
+            <w:tcMar>
+              <w:top w:type="dxa" w:w="70"/>
+              <w:left w:type="dxa" w:w="110"/>
+              <w:bottom w:type="dxa" w:w="70"/>
+              <w:right w:type="dxa" w:w="110"/>
+            </w:tcMar>
+          </w:tcPr>
+          <w:p>
+            <w:pPr>
+              <w:spacing w:after="0" w:line="260"/>
+            </w:pPr>
+            <w:r>
+              <w:rPr>
+                <w:rFonts w:ascii="Arial" w:cs="Arial" w:eastAsia="Arial" w:hAnsi="Arial"/>
+                <w:sz w:val="19"/>
+                <w:szCs w:val="19"/>
+              </w:rPr>
+              <w:t xml:space="preserve">0.055</w:t>
+            </w:r>
+          </w:p>
+        </w:tc>
+      </w:tr>
+      <w:tr>
+        <w:trPr>
+          <w:cantSplit/>
+        </w:trPr>
+        <w:tc>
+          <w:tcPr>
+            <w:tcW w:type="dxa" w:w="2600"/>
+            <w:tcBorders>
+              <w:top w:val="single" w:color="D6D2C8" w:sz="4"/>
+              <w:left w:val="single" w:color="D6D2C8" w:sz="4"/>
+              <w:bottom w:val="single" w:color="D6D2C8" w:sz="4"/>
+              <w:right w:val="single" w:color="D6D2C8" w:sz="4"/>
+            </w:tcBorders>
+            <w:tcMar>
+              <w:top w:type="dxa" w:w="70"/>
+              <w:left w:type="dxa" w:w="110"/>
+              <w:bottom w:type="dxa" w:w="70"/>
+              <w:right w:type="dxa" w:w="110"/>
+            </w:tcMar>
+          </w:tcPr>
+          <w:p>
+            <w:pPr>
+              <w:spacing w:after="0" w:line="260"/>
+            </w:pPr>
+            <w:r>
+              <w:rPr>
+                <w:rFonts w:ascii="Arial" w:cs="Arial" w:eastAsia="Arial" w:hAnsi="Arial"/>
+                <w:sz w:val="19"/>
+                <w:szCs w:val="19"/>
+              </w:rPr>
+              <w:t xml:space="preserve">ref_to_sci</w:t>
+            </w:r>
+          </w:p>
+        </w:tc>
+        <w:tc>
+          <w:tcPr>
+            <w:tcW w:type="dxa" w:w="5000"/>
+            <w:tcBorders>
+              <w:top w:val="single" w:color="D6D2C8" w:sz="4"/>
+              <w:left w:val="single" w:color="D6D2C8" w:sz="4"/>
+              <w:bottom w:val="single" w:color="D6D2C8" w:sz="4"/>
+              <w:right w:val="single" w:color="D6D2C8" w:sz="4"/>
+            </w:tcBorders>
+            <w:tcMar>
+              <w:top w:type="dxa" w:w="70"/>
+              <w:left w:type="dxa" w:w="110"/>
+              <w:bottom w:type="dxa" w:w="70"/>
+              <w:right w:type="dxa" w:w="110"/>
+            </w:tcMar>
+          </w:tcPr>
+          <w:p>
+            <w:pPr>
+              <w:spacing w:after="0" w:line="260"/>
+            </w:pPr>
+            <w:r>
+              <w:rPr>
+                <w:rFonts w:ascii="Arial" w:cs="Arial" w:eastAsia="Arial" w:hAnsi="Arial"/>
+                <w:sz w:val="19"/>
+                <w:szCs w:val="19"/>
+              </w:rPr>
+              <w:t xml:space="preserve">was it already in the old picture?</w:t>
+            </w:r>
+          </w:p>
+        </w:tc>
+        <w:tc>
+          <w:tcPr>
+            <w:tcW w:type="dxa" w:w="2146"/>
+            <w:tcBorders>
+              <w:top w:val="single" w:color="D6D2C8" w:sz="4"/>
+              <w:left w:val="single" w:color="D6D2C8" w:sz="4"/>
+              <w:bottom w:val="single" w:color="D6D2C8" w:sz="4"/>
+              <w:right w:val="single" w:color="D6D2C8" w:sz="4"/>
+            </w:tcBorders>
+            <w:tcMar>
+              <w:top w:type="dxa" w:w="70"/>
+              <w:left w:type="dxa" w:w="110"/>
+              <w:bottom w:type="dxa" w:w="70"/>
+              <w:right w:type="dxa" w:w="110"/>
+            </w:tcMar>
+          </w:tcPr>
+          <w:p>
+            <w:pPr>
+              <w:spacing w:after="0" w:line="260"/>
+            </w:pPr>
+            <w:r>
+              <w:rPr>
+                <w:rFonts w:ascii="Arial" w:cs="Arial" w:eastAsia="Arial" w:hAnsi="Arial"/>
+                <w:sz w:val="19"/>
+                <w:szCs w:val="19"/>
+              </w:rPr>
+              <w:t xml:space="preserve">0.045</w:t>
+            </w:r>
+          </w:p>
+        </w:tc>
+      </w:tr>
+      <w:tr>
+        <w:trPr>
+          <w:cantSplit/>
+        </w:trPr>
+        <w:tc>
+          <w:tcPr>
+            <w:tcW w:type="dxa" w:w="2600"/>
+            <w:tcBorders>
+              <w:top w:val="single" w:color="D6D2C8" w:sz="4"/>
+              <w:left w:val="single" w:color="D6D2C8" w:sz="4"/>
+              <w:bottom w:val="single" w:color="D6D2C8" w:sz="4"/>
+              <w:right w:val="single" w:color="D6D2C8" w:sz="4"/>
+            </w:tcBorders>
+            <w:tcMar>
+              <w:top w:type="dxa" w:w="70"/>
+              <w:left w:type="dxa" w:w="110"/>
+              <w:bottom w:type="dxa" w:w="70"/>
+              <w:right w:type="dxa" w:w="110"/>
+            </w:tcMar>
+          </w:tcPr>
+          <w:p>
+            <w:pPr>
+              <w:spacing w:after="0" w:line="260"/>
+            </w:pPr>
+            <w:r>
+              <w:rPr>
+                <w:rFonts w:ascii="Arial" w:cs="Arial" w:eastAsia="Arial" w:hAnsi="Arial"/>
+                <w:sz w:val="19"/>
+                <w:szCs w:val="19"/>
+              </w:rPr>
+              <w:t xml:space="preserve">pca_3</w:t>
+            </w:r>
+          </w:p>
+        </w:tc>
+        <w:tc>
+          <w:tcPr>
+            <w:tcW w:type="dxa" w:w="5000"/>
+            <w:tcBorders>
+              <w:top w:val="single" w:color="D6D2C8" w:sz="4"/>
+              <w:left w:val="single" w:color="D6D2C8" w:sz="4"/>
+              <w:bottom w:val="single" w:color="D6D2C8" w:sz="4"/>
+              <w:right w:val="single" w:color="D6D2C8" w:sz="4"/>
+            </w:tcBorders>
+            <w:tcMar>
+              <w:top w:type="dxa" w:w="70"/>
+              <w:left w:type="dxa" w:w="110"/>
+              <w:bottom w:type="dxa" w:w="70"/>
+              <w:right w:type="dxa" w:w="110"/>
+            </w:tcMar>
+          </w:tcPr>
+          <w:p>
+            <w:pPr>
+              <w:spacing w:after="0" w:line="260"/>
+            </w:pPr>
+            <w:r>
+              <w:rPr>
+                <w:rFonts w:ascii="Arial" w:cs="Arial" w:eastAsia="Arial" w:hAnsi="Arial"/>
+                <w:sz w:val="19"/>
+                <w:szCs w:val="19"/>
+              </w:rPr>
+              <w:t xml:space="preserve">a PCA summary of the pixels</w:t>
+            </w:r>
+          </w:p>
+        </w:tc>
+        <w:tc>
+          <w:tcPr>
+            <w:tcW w:type="dxa" w:w="2146"/>
+            <w:tcBorders>
+              <w:top w:val="single" w:color="D6D2C8" w:sz="4"/>
+              <w:left w:val="single" w:color="D6D2C8" w:sz="4"/>
+              <w:bottom w:val="single" w:color="D6D2C8" w:sz="4"/>
+              <w:right w:val="single" w:color="D6D2C8" w:sz="4"/>
+            </w:tcBorders>
+            <w:tcMar>
+              <w:top w:type="dxa" w:w="70"/>
+              <w:left w:type="dxa" w:w="110"/>
+              <w:bottom w:type="dxa" w:w="70"/>
+              <w:right w:type="dxa" w:w="110"/>
+            </w:tcMar>
+          </w:tcPr>
+          <w:p>
+            <w:pPr>
+              <w:spacing w:after="0" w:line="260"/>
+            </w:pPr>
+            <w:r>
+              <w:rPr>
+                <w:rFonts w:ascii="Arial" w:cs="Arial" w:eastAsia="Arial" w:hAnsi="Arial"/>
+                <w:sz w:val="19"/>
+                <w:szCs w:val="19"/>
+              </w:rPr>
+              <w:t xml:space="preserve">0.027</w:t>
+            </w:r>
+          </w:p>
+        </w:tc>
+      </w:tr>
+      <w:tr>
+        <w:trPr>
+          <w:cantSplit/>
+        </w:trPr>
+        <w:tc>
+          <w:tcPr>
+            <w:tcW w:type="dxa" w:w="2600"/>
+            <w:tcBorders>
+              <w:top w:val="single" w:color="D6D2C8" w:sz="4"/>
+              <w:left w:val="single" w:color="D6D2C8" w:sz="4"/>
+              <w:bottom w:val="single" w:color="D6D2C8" w:sz="4"/>
+              <w:right w:val="single" w:color="D6D2C8" w:sz="4"/>
+            </w:tcBorders>
+            <w:tcMar>
+              <w:top w:type="dxa" w:w="70"/>
+              <w:left w:type="dxa" w:w="110"/>
+              <w:bottom w:type="dxa" w:w="70"/>
+              <w:right w:type="dxa" w:w="110"/>
+            </w:tcMar>
+          </w:tcPr>
+          <w:p>
+            <w:pPr>
+              <w:spacing w:after="0" w:line="260"/>
+            </w:pPr>
+            <w:r>
+              <w:rPr>
+                <w:rFonts w:ascii="Arial" w:cs="Arial" w:eastAsia="Arial" w:hAnsi="Arial"/>
+                <w:sz w:val="19"/>
+                <w:szCs w:val="19"/>
+              </w:rPr>
+              <w:t xml:space="preserve">diff_negative_fraction</w:t>
+            </w:r>
+          </w:p>
+        </w:tc>
+        <w:tc>
+          <w:tcPr>
+            <w:tcW w:type="dxa" w:w="5000"/>
+            <w:tcBorders>
+              <w:top w:val="single" w:color="D6D2C8" w:sz="4"/>
+              <w:left w:val="single" w:color="D6D2C8" w:sz="4"/>
+              <w:bottom w:val="single" w:color="D6D2C8" w:sz="4"/>
+              <w:right w:val="single" w:color="D6D2C8" w:sz="4"/>
+            </w:tcBorders>
+            <w:tcMar>
+              <w:top w:type="dxa" w:w="70"/>
+              <w:left w:type="dxa" w:w="110"/>
+              <w:bottom w:type="dxa" w:w="70"/>
+              <w:right w:type="dxa" w:w="110"/>
+            </w:tcMar>
+          </w:tcPr>
+          <w:p>
+            <w:pPr>
+              <w:spacing w:after="0" w:line="260"/>
+            </w:pPr>
+            <w:r>
+              <w:rPr>
+                <w:rFonts w:ascii="Arial" w:cs="Arial" w:eastAsia="Arial" w:hAnsi="Arial"/>
+                <w:sz w:val="19"/>
+                <w:szCs w:val="19"/>
+              </w:rPr>
+              <w:t xml:space="preserve">very dark pixels nearby</w:t>
+            </w:r>
+          </w:p>
+        </w:tc>
+        <w:tc>
+          <w:tcPr>
+            <w:tcW w:type="dxa" w:w="2146"/>
+            <w:tcBorders>
+              <w:top w:val="single" w:color="D6D2C8" w:sz="4"/>
+              <w:left w:val="single" w:color="D6D2C8" w:sz="4"/>
+              <w:bottom w:val="single" w:color="D6D2C8" w:sz="4"/>
+              <w:right w:val="single" w:color="D6D2C8" w:sz="4"/>
+            </w:tcBorders>
+            <w:tcMar>
+              <w:top w:type="dxa" w:w="70"/>
+              <w:left w:type="dxa" w:w="110"/>
+              <w:bottom w:type="dxa" w:w="70"/>
+              <w:right w:type="dxa" w:w="110"/>
+            </w:tcMar>
+          </w:tcPr>
+          <w:p>
+            <w:pPr>
+              <w:spacing w:after="0" w:line="260"/>
+            </w:pPr>
+            <w:r>
+              <w:rPr>
+                <w:rFonts w:ascii="Arial" w:cs="Arial" w:eastAsia="Arial" w:hAnsi="Arial"/>
+                <w:sz w:val="19"/>
+                <w:szCs w:val="19"/>
+              </w:rPr>
+              <w:t xml:space="preserve">0.023</w:t>
+            </w:r>
+          </w:p>
+        </w:tc>
+      </w:tr>
+      <w:tr>
+        <w:trPr>
+          <w:cantSplit/>
+        </w:trPr>
+        <w:tc>
+          <w:tcPr>
+            <w:tcW w:type="dxa" w:w="2600"/>
+            <w:tcBorders>
+              <w:top w:val="single" w:color="D6D2C8" w:sz="4"/>
+              <w:left w:val="single" w:color="D6D2C8" w:sz="4"/>
+              <w:bottom w:val="single" w:color="D6D2C8" w:sz="4"/>
+              <w:right w:val="single" w:color="D6D2C8" w:sz="4"/>
+            </w:tcBorders>
+            <w:tcMar>
+              <w:top w:type="dxa" w:w="70"/>
+              <w:left w:type="dxa" w:w="110"/>
+              <w:bottom w:type="dxa" w:w="70"/>
+              <w:right w:type="dxa" w:w="110"/>
+            </w:tcMar>
+          </w:tcPr>
+          <w:p>
+            <w:pPr>
+              <w:spacing w:after="0" w:line="260"/>
+            </w:pPr>
+            <w:r>
+              <w:rPr>
+                <w:rFonts w:ascii="Arial" w:cs="Arial" w:eastAsia="Arial" w:hAnsi="Arial"/>
+                <w:sz w:val="19"/>
+                <w:szCs w:val="19"/>
+              </w:rPr>
+              <w:t xml:space="preserve">sci_centre</w:t>
+            </w:r>
+          </w:p>
+        </w:tc>
+        <w:tc>
+          <w:tcPr>
+            <w:tcW w:type="dxa" w:w="5000"/>
+            <w:tcBorders>
+              <w:top w:val="single" w:color="D6D2C8" w:sz="4"/>
+              <w:left w:val="single" w:color="D6D2C8" w:sz="4"/>
+              <w:bottom w:val="single" w:color="D6D2C8" w:sz="4"/>
+              <w:right w:val="single" w:color="D6D2C8" w:sz="4"/>
+            </w:tcBorders>
+            <w:tcMar>
+              <w:top w:type="dxa" w:w="70"/>
+              <w:left w:type="dxa" w:w="110"/>
+              <w:bottom w:type="dxa" w:w="70"/>
+              <w:right w:type="dxa" w:w="110"/>
+            </w:tcMar>
+          </w:tcPr>
+          <w:p>
+            <w:pPr>
+              <w:spacing w:after="0" w:line="260"/>
+            </w:pPr>
+            <w:r>
+              <w:rPr>
+                <w:rFonts w:ascii="Arial" w:cs="Arial" w:eastAsia="Arial" w:hAnsi="Arial"/>
+                <w:sz w:val="19"/>
+                <w:szCs w:val="19"/>
+              </w:rPr>
+              <w:t xml:space="preserve">tonight at the centre</w:t>
+            </w:r>
+          </w:p>
+        </w:tc>
+        <w:tc>
+          <w:tcPr>
+            <w:tcW w:type="dxa" w:w="2146"/>
+            <w:tcBorders>
+              <w:top w:val="single" w:color="D6D2C8" w:sz="4"/>
+              <w:left w:val="single" w:color="D6D2C8" w:sz="4"/>
+              <w:bottom w:val="single" w:color="D6D2C8" w:sz="4"/>
+              <w:right w:val="single" w:color="D6D2C8" w:sz="4"/>
+            </w:tcBorders>
+            <w:tcMar>
+              <w:top w:type="dxa" w:w="70"/>
+              <w:left w:type="dxa" w:w="110"/>
+              <w:bottom w:type="dxa" w:w="70"/>
+              <w:right w:type="dxa" w:w="110"/>
+            </w:tcMar>
+          </w:tcPr>
+          <w:p>
+            <w:pPr>
+              <w:spacing w:after="0" w:line="260"/>
+            </w:pPr>
+            <w:r>
+              <w:rPr>
+                <w:rFonts w:ascii="Arial" w:cs="Arial" w:eastAsia="Arial" w:hAnsi="Arial"/>
+                <w:sz w:val="19"/>
+                <w:szCs w:val="19"/>
+              </w:rPr>
+              <w:t xml:space="preserve">0.018</w:t>
+            </w:r>
+          </w:p>
+        </w:tc>
+      </w:tr>
+      <w:tr>
+        <w:trPr>
+          <w:cantSplit/>
+        </w:trPr>
+        <w:tc>
+          <w:tcPr>
+            <w:tcW w:type="dxa" w:w="2600"/>
+            <w:tcBorders>
+              <w:top w:val="single" w:color="D6D2C8" w:sz="4"/>
+              <w:left w:val="single" w:color="D6D2C8" w:sz="4"/>
+              <w:bottom w:val="single" w:color="D6D2C8" w:sz="4"/>
+              <w:right w:val="single" w:color="D6D2C8" w:sz="4"/>
+            </w:tcBorders>
+            <w:tcMar>
+              <w:top w:type="dxa" w:w="70"/>
+              <w:left w:type="dxa" w:w="110"/>
+              <w:bottom w:type="dxa" w:w="70"/>
+              <w:right w:type="dxa" w:w="110"/>
+            </w:tcMar>
+          </w:tcPr>
+          <w:p>
+            <w:pPr>
+              <w:spacing w:after="0" w:line="260"/>
+            </w:pPr>
+            <w:r>
+              <w:rPr>
+                <w:rFonts w:ascii="Arial" w:cs="Arial" w:eastAsia="Arial" w:hAnsi="Arial"/>
+                <w:sz w:val="19"/>
+                <w:szCs w:val="19"/>
+              </w:rPr>
+              <w:t xml:space="preserve">diff_min</w:t>
+            </w:r>
+          </w:p>
+        </w:tc>
+        <w:tc>
+          <w:tcPr>
+            <w:tcW w:type="dxa" w:w="5000"/>
+            <w:tcBorders>
+              <w:top w:val="single" w:color="D6D2C8" w:sz="4"/>
+              <w:left w:val="single" w:color="D6D2C8" w:sz="4"/>
+              <w:bottom w:val="single" w:color="D6D2C8" w:sz="4"/>
+              <w:right w:val="single" w:color="D6D2C8" w:sz="4"/>
+            </w:tcBorders>
+            <w:tcMar>
+              <w:top w:type="dxa" w:w="70"/>
+              <w:left w:type="dxa" w:w="110"/>
+              <w:bottom w:type="dxa" w:w="70"/>
+              <w:right w:type="dxa" w:w="110"/>
+            </w:tcMar>
+          </w:tcPr>
+          <w:p>
+            <w:pPr>
+              <w:spacing w:after="0" w:line="260"/>
+            </w:pPr>
+            <w:r>
+              <w:rPr>
+                <w:rFonts w:ascii="Arial" w:cs="Arial" w:eastAsia="Arial" w:hAnsi="Arial"/>
+                <w:sz w:val="19"/>
+                <w:szCs w:val="19"/>
+              </w:rPr>
+              <w:t xml:space="preserve">darkest pixel nearby</w:t>
+            </w:r>
+          </w:p>
+        </w:tc>
+        <w:tc>
+          <w:tcPr>
+            <w:tcW w:type="dxa" w:w="2146"/>
+            <w:tcBorders>
+              <w:top w:val="single" w:color="D6D2C8" w:sz="4"/>
+              <w:left w:val="single" w:color="D6D2C8" w:sz="4"/>
+              <w:bottom w:val="single" w:color="D6D2C8" w:sz="4"/>
+              <w:right w:val="single" w:color="D6D2C8" w:sz="4"/>
+            </w:tcBorders>
+            <w:tcMar>
+              <w:top w:type="dxa" w:w="70"/>
+              <w:left w:type="dxa" w:w="110"/>
+              <w:bottom w:type="dxa" w:w="70"/>
+              <w:right w:type="dxa" w:w="110"/>
+            </w:tcMar>
+          </w:tcPr>
+          <w:p>
+            <w:pPr>
+              <w:spacing w:after="0" w:line="260"/>
+            </w:pPr>
+            <w:r>
+              <w:rPr>
+                <w:rFonts w:ascii="Arial" w:cs="Arial" w:eastAsia="Arial" w:hAnsi="Arial"/>
+                <w:sz w:val="19"/>
+                <w:szCs w:val="19"/>
+              </w:rPr>
+              <w:t xml:space="preserve">0.015</w:t>
             </w:r>
           </w:p>
         </w:tc>
@@ -3456,7 +4597,7 @@
         <w:pStyle w:val="Heading2"/>
       </w:pPr>
       <w:r>
-        <w:t xml:space="preserve">Our CNN on the whole test night (41,522 blobs, 3.2% real): recall and precision together</w:t>
+        <w:t xml:space="preserve">Our model (XGBoost + PCA) on the whole test night (41,522 blobs, 3.2% real): recall and precision together</w:t>
       </w:r>
     </w:p>
     <w:tbl>
@@ -3708,7 +4849,7 @@
                 <w:sz w:val="19"/>
                 <w:szCs w:val="19"/>
               </w:rPr>
-              <w:t xml:space="preserve">99.1%</w:t>
+              <w:t xml:space="preserve">98.7%</w:t>
             </w:r>
           </w:p>
         </w:tc>
@@ -3738,7 +4879,7 @@
                 <w:sz w:val="19"/>
                 <w:szCs w:val="19"/>
               </w:rPr>
-              <w:t xml:space="preserve">6.1%</w:t>
+              <w:t xml:space="preserve">7.1%</w:t>
             </w:r>
           </w:p>
         </w:tc>
@@ -3768,7 +4909,7 @@
                 <w:sz w:val="19"/>
                 <w:szCs w:val="19"/>
               </w:rPr>
-              <w:t xml:space="preserve">0.11</w:t>
+              <w:t xml:space="preserve">0.13</w:t>
             </w:r>
           </w:p>
         </w:tc>
@@ -3798,7 +4939,7 @@
                 <w:sz w:val="19"/>
                 <w:szCs w:val="19"/>
               </w:rPr>
-              <w:t xml:space="preserve">4,144</w:t>
+              <w:t xml:space="preserve">3,458</w:t>
             </w:r>
           </w:p>
         </w:tc>
@@ -3893,7 +5034,7 @@
                 <w:sz w:val="19"/>
                 <w:szCs w:val="19"/>
               </w:rPr>
-              <w:t xml:space="preserve">55.0%</w:t>
+              <w:t xml:space="preserve">45.9%</w:t>
             </w:r>
           </w:p>
         </w:tc>
@@ -3923,7 +5064,7 @@
                 <w:sz w:val="19"/>
                 <w:szCs w:val="19"/>
               </w:rPr>
-              <w:t xml:space="preserve">0.70</w:t>
+              <w:t xml:space="preserve">0.62</w:t>
             </w:r>
           </w:p>
         </w:tc>
@@ -3953,7 +5094,7 @@
                 <w:sz w:val="19"/>
                 <w:szCs w:val="19"/>
               </w:rPr>
-              <w:t xml:space="preserve">210</w:t>
+              <w:t xml:space="preserve">302</w:t>
             </w:r>
           </w:p>
         </w:tc>
@@ -4048,7 +5189,7 @@
                 <w:sz w:val="19"/>
                 <w:szCs w:val="19"/>
               </w:rPr>
-              <w:t xml:space="preserve">90.5%</w:t>
+              <w:t xml:space="preserve">87.1%</w:t>
             </w:r>
           </w:p>
         </w:tc>
@@ -4078,7 +5219,7 @@
                 <w:sz w:val="19"/>
                 <w:szCs w:val="19"/>
               </w:rPr>
-              <w:t xml:space="preserve">0.90</w:t>
+              <w:t xml:space="preserve">0.89</w:t>
             </w:r>
           </w:p>
         </w:tc>
@@ -4108,7 +5249,7 @@
                 <w:sz w:val="19"/>
                 <w:szCs w:val="19"/>
               </w:rPr>
-              <w:t xml:space="preserve">26</w:t>
+              <w:t xml:space="preserve">36</w:t>
             </w:r>
           </w:p>
         </w:tc>
@@ -4122,7 +5263,7 @@
         <w:rPr>
           <w:rFonts w:ascii="Arial" w:cs="Arial" w:eastAsia="Arial" w:hAnsi="Arial"/>
         </w:rPr>
-        <w:t xml:space="preserve">Recall alone can look too good: the deployed stage-1 cut keeps 99.1% of real blobs, but only 6.1% of the blobs it keeps are real (4,144 junk blobs per photo). That is a deliberate choice: an asteroid dropped here is lost for good, while junk is removed later by linking and the track model. Asking for 90% recall instead gives 90.5% precision. Average precision over all cuts is 0.944 (random guessing would score 0.032). The whole pipeline is judged at the end by depth, known asteroids recovered and unexplained alarms per night.</w:t>
+        <w:t xml:space="preserve">Recall alone can look too good: the deployed stage-1 cut keeps 98.7% of real blobs, but only 7.1% of the blobs it keeps are real (3,458 junk blobs per photo). That is a deliberate choice: an asteroid dropped here is lost for good, while junk is removed later by linking and the track model. Asking for 90% recall instead gives 87.1% precision. Average precision over all cuts is 0.938 (random guessing would score 0.032). The whole pipeline is judged at the end by depth, known asteroids recovered and unexplained alarms per night.</w:t>
       </w:r>
     </w:p>
     <w:p>
@@ -4155,6 +5296,25 @@
         <w:pStyle w:val="Heading3"/>
       </w:pPr>
       <w:r>
+        <w:t xml:space="preserve">Linear models broke on the test night</w:t>
+      </w:r>
+    </w:p>
+    <w:p>
+      <w:pPr>
+        <w:spacing w:after="140" w:line="300"/>
+      </w:pPr>
+      <w:r>
+        <w:rPr>
+          <w:rFonts w:ascii="Arial" w:cs="Arial" w:eastAsia="Arial" w:hAnsi="Arial"/>
+        </w:rPr>
+        <w:t xml:space="preserve">Logistic regression fell from 0.887 to 0.655 AP and the SVM from 0.886 to 0.877, because the test night is sharper and deeper than the training nights. Trees treat values beyond their last split like the last split, so XGBoost held (0.938). Lesson: check models on data unlike the training data.</w:t>
+      </w:r>
+    </w:p>
+    <w:p>
+      <w:pPr>
+        <w:pStyle w:val="Heading3"/>
+      </w:pPr>
+      <w:r>
         <w:t xml:space="preserve">The labels were wrong in a hidden way</w:t>
       </w:r>
     </w:p>
@@ -4166,7 +5326,7 @@
         <w:rPr>
           <w:rFonts w:ascii="Arial" w:cs="Arial" w:eastAsia="Arial" w:hAnsi="Arial"/>
         </w:rPr>
-        <w:t xml:space="preserve">A systematic offset hid behind chance coincidences. Lesson: check the direction of errors, not only their size, and look at the model's most confident 'mistakes'.</w:t>
+        <w:t xml:space="preserve">A systematic catalogue offset hid behind chance coincidences. Lesson: check the direction of errors, not only their size, and look at the model's most confident 'mistakes'.</w:t>
       </w:r>
     </w:p>
     <w:p>
@@ -4193,7 +5353,7 @@
         <w:pStyle w:val="Heading3"/>
       </w:pPr>
       <w:r>
-        <w:t xml:space="preserve">Saturated stars broke the storage</w:t>
+        <w:t xml:space="preserve">Probabilities are inflated</w:t>
       </w:r>
     </w:p>
     <w:p>
@@ -4204,26 +5364,7 @@
         <w:rPr>
           <w:rFonts w:ascii="Arial" w:cs="Arial" w:eastAsia="Arial" w:hAnsi="Arial"/>
         </w:rPr>
-        <w:t xml:space="preserve">Star cores above 65,504 became 'infinity' in float16. Fix: clip before converting.</w:t>
-      </w:r>
-    </w:p>
-    <w:p>
-      <w:pPr>
-        <w:pStyle w:val="Heading3"/>
-      </w:pPr>
-      <w:r>
-        <w:t xml:space="preserve">Probabilities are inflated</w:t>
-      </w:r>
-    </w:p>
-    <w:p>
-      <w:pPr>
-        <w:spacing w:after="140" w:line="300"/>
-      </w:pPr>
-      <w:r>
-        <w:rPr>
-          <w:rFonts w:ascii="Arial" w:cs="Arial" w:eastAsia="Arial" w:hAnsi="Arial"/>
-        </w:rPr>
-        <w:t xml:space="preserve">Training is 16.7% real but the sky is about 3%, so a score of 0.6 was real only about 30% of the time. Satvik's base-rate adjustment corrects it.</w:t>
+        <w:t xml:space="preserve">Training is 16.7% real but the sky is about 3%, so raw scores overstate the chance of being real. We use them only to rank and cut; Satvik's base-rate adjustment converts them when needed.</w:t>
       </w:r>
     </w:p>
     <w:p>
@@ -4243,7 +5384,7 @@
         <w:rPr>
           <w:rFonts w:ascii="Arial" w:cs="Arial" w:eastAsia="Arial" w:hAnsi="Arial"/>
         </w:rPr>
-        <w:t xml:space="preserve">Satvik gets the detections table with a CNN 'score' column (cross-fitted for training nights) and the CNN cut (0.0081 in model v4).</w:t>
+        <w:t xml:space="preserve">Satvik gets the detections table with a 'score' column from the classical model (cross-fitted for training nights) and the stage-1 cut (0.0052 in bundle v6, 99% recall on validation).</w:t>
       </w:r>
     </w:p>
     <w:p>
@@ -5011,7 +6152,7 @@
           <wp:inline distT="0" distB="0" distL="0" distR="0">
             <wp:extent cx="5905500" cy="2152650"/>
             <wp:effectExtent t="0" r="0" b="0" l="0"/>
-            <wp:docPr id="1" name="02_triplet_stamp.png" descr="The three channels of a stamp (02_triplet_stamp.svg)" title="The three channels of a stamp (02_triplet_stamp.svg)"/>
+            <wp:docPr id="1" name="02_triplet_stamp.png" descr="The three pictures of a stamp (02_triplet_stamp.svg)" title="The three pictures of a stamp (02_triplet_stamp.svg)"/>
             <wp:cNvGraphicFramePr>
               <a:graphicFrameLocks xmlns:a="http://schemas.openxmlformats.org/drawingml/2006/main" noChangeAspect="1"/>
             </wp:cNvGraphicFramePr>
@@ -5061,7 +6202,7 @@
           <w:sz w:val="18"/>
           <w:szCs w:val="18"/>
         </w:rPr>
-        <w:t xml:space="preserve">The three channels of a stamp (02_triplet_stamp.svg)</w:t>
+        <w:t xml:space="preserve">The three pictures of a stamp (02_triplet_stamp.svg)</w:t>
       </w:r>
     </w:p>
     <w:p>
@@ -5075,7 +6216,7 @@
           <wp:inline distT="0" distB="0" distL="0" distR="0">
             <wp:extent cx="5905500" cy="3552825"/>
             <wp:effectExtent t="0" r="0" b="0" l="0"/>
-            <wp:docPr id="1" name="model.png" descr="The CNN architecture (00_Start_Here/00_How_Our_Model_Works.svg)" title="The CNN architecture (00_Start_Here/00_How_Our_Model_Works.svg)"/>
+            <wp:docPr id="1" name="model.png" descr="The deployed classical model (00_Start_Here/00_How_Our_Model_Works.svg)" title="The deployed classical model (00_Start_Here/00_How_Our_Model_Works.svg)"/>
             <wp:cNvGraphicFramePr>
               <a:graphicFrameLocks xmlns:a="http://schemas.openxmlformats.org/drawingml/2006/main" noChangeAspect="1"/>
             </wp:cNvGraphicFramePr>
@@ -5125,7 +6266,7 @@
           <w:sz w:val="18"/>
           <w:szCs w:val="18"/>
         </w:rPr>
-        <w:t xml:space="preserve">The CNN architecture (00_Start_Here/00_How_Our_Model_Works.svg)</w:t>
+        <w:t xml:space="preserve">The deployed classical model (00_Start_Here/00_How_Our_Model_Works.svg)</w:t>
       </w:r>
     </w:p>
     <w:p>
@@ -5137,9 +6278,9 @@
       <w:r>
         <w:drawing>
           <wp:inline distT="0" distB="0" distL="0" distR="0">
-            <wp:extent cx="5905500" cy="2152650"/>
+            <wp:extent cx="5905500" cy="3152775"/>
             <wp:effectExtent t="0" r="0" b="0" l="0"/>
-            <wp:docPr id="1" name="04_cnn_results.png" descr="CNN results (04_cnn_results.svg)" title="CNN results (04_cnn_results.svg)"/>
+            <wp:docPr id="1" name="junk_clusters.png" descr="k-means clusters of the junk (project/reports/junk_clusters.png)" title="k-means clusters of the junk (project/reports/junk_clusters.png)"/>
             <wp:cNvGraphicFramePr>
               <a:graphicFrameLocks xmlns:a="http://schemas.openxmlformats.org/drawingml/2006/main" noChangeAspect="1"/>
             </wp:cNvGraphicFramePr>
@@ -5162,7 +6303,7 @@
                   <pic:spPr bwMode="auto">
                     <a:xfrm>
                       <a:off x="0" y="0"/>
-                      <a:ext cx="5905500" cy="2152650"/>
+                      <a:ext cx="5905500" cy="3152775"/>
                     </a:xfrm>
                     <a:prstGeom prst="rect">
                       <a:avLst/>
@@ -5189,7 +6330,7 @@
           <w:sz w:val="18"/>
           <w:szCs w:val="18"/>
         </w:rPr>
-        <w:t xml:space="preserve">CNN results (04_cnn_results.svg)</w:t>
+        <w:t xml:space="preserve">k-means clusters of the junk (project/reports/junk_clusters.png)</w:t>
       </w:r>
     </w:p>
     <w:p>
@@ -5201,9 +6342,9 @@
       <w:r>
         <w:drawing>
           <wp:inline distT="0" distB="0" distL="0" distR="0">
-            <wp:extent cx="5905500" cy="2505075"/>
+            <wp:extent cx="5905500" cy="3552825"/>
             <wp:effectExtent t="0" r="0" b="0" l="0"/>
-            <wp:docPr id="1" name="05_cross_fitting.png" descr="Cross-fitting (05_cross_fitting.svg)" title="Cross-fitting (05_cross_fitting.svg)"/>
+            <wp:docPr id="1" name="cnn_comparison.png" descr="The CNN, kept as a comparison (00_Start_Here/00b_CNN_Comparison.svg)" title="The CNN, kept as a comparison (00_Start_Here/00b_CNN_Comparison.svg)"/>
             <wp:cNvGraphicFramePr>
               <a:graphicFrameLocks xmlns:a="http://schemas.openxmlformats.org/drawingml/2006/main" noChangeAspect="1"/>
             </wp:cNvGraphicFramePr>
@@ -5226,7 +6367,7 @@
                   <pic:spPr bwMode="auto">
                     <a:xfrm>
                       <a:off x="0" y="0"/>
-                      <a:ext cx="5905500" cy="2505075"/>
+                      <a:ext cx="5905500" cy="3552825"/>
                     </a:xfrm>
                     <a:prstGeom prst="rect">
                       <a:avLst/>
@@ -5253,7 +6394,7 @@
           <w:sz w:val="18"/>
           <w:szCs w:val="18"/>
         </w:rPr>
-        <w:t xml:space="preserve">Cross-fitting (05_cross_fitting.svg)</w:t>
+        <w:t xml:space="preserve">The CNN, kept as a comparison (00_Start_Here/00b_CNN_Comparison.svg)</w:t>
       </w:r>
     </w:p>
     <w:p>
@@ -5270,7 +6411,7 @@
         <w:pStyle w:val="Heading3"/>
       </w:pPr>
       <w:r>
-        <w:t xml:space="preserve">Why three channels?</w:t>
+        <w:t xml:space="preserve">Why classical ML and not the CNN?</w:t>
       </w:r>
     </w:p>
     <w:p>
@@ -5281,7 +6422,7 @@
         <w:rPr>
           <w:rFonts w:ascii="Arial" w:cs="Arial" w:eastAsia="Arial" w:hAnsi="Arial"/>
         </w:rPr>
-        <w:t xml:space="preserve">A real new object appears in science and difference but not in reference; a bad subtraction appears in science and reference. A filter that sees all three learns that difference directly.</w:t>
+        <w:t xml:space="preserve">We were asked to use classical ML, and the evidence agrees: on the same data XGBoost + PCA scored 0.902 validation AP and the CNN 0.898; the whole pipeline finds the same known asteroids with either. A tie goes to the simpler, faster model whose every input has a meaning.</w:t>
       </w:r>
     </w:p>
     <w:p>
@@ -5289,6 +6430,44 @@
         <w:pStyle w:val="Heading3"/>
       </w:pPr>
       <w:r>
+        <w:t xml:space="preserve">Which input matters most, and why?</w:t>
+      </w:r>
+    </w:p>
+    <w:p>
+      <w:pPr>
+        <w:spacing w:after="140" w:line="300"/>
+      </w:pPr>
+      <w:r>
+        <w:rPr>
+          <w:rFonts w:ascii="Arial" w:cs="Arial" w:eastAsia="Arial" w:hAnsi="Arial"/>
+        </w:rPr>
+        <w:t xml:space="preserve">How much the difference picture looks like a star: a real point source is star-shaped, a cosmic ray is too sharp, and dipoles and edges are not round.</w:t>
+      </w:r>
+    </w:p>
+    <w:p>
+      <w:pPr>
+        <w:pStyle w:val="Heading3"/>
+      </w:pPr>
+      <w:r>
+        <w:t xml:space="preserve">Why does PCA help if it never sees the labels?</w:t>
+      </w:r>
+    </w:p>
+    <w:p>
+      <w:pPr>
+        <w:spacing w:after="140" w:line="300"/>
+      </w:pPr>
+      <w:r>
+        <w:rPr>
+          <w:rFonts w:ascii="Arial" w:cs="Arial" w:eastAsia="Arial" w:hAnsi="Arial"/>
+        </w:rPr>
+        <w:t xml:space="preserve">It captures the main ways stamps differ (a bright centre, a dipole, an edge). Real and junk stamps sit in different places along those directions, so the trees can use them; it also catches patterns our hand-made features missed.</w:t>
+      </w:r>
+    </w:p>
+    <w:p>
+      <w:pPr>
+        <w:pStyle w:val="Heading3"/>
+      </w:pPr>
+      <w:r>
         <w:t xml:space="preserve">Why balance training but not validation?</w:t>
       </w:r>
     </w:p>
@@ -5308,7 +6487,7 @@
         <w:pStyle w:val="Heading3"/>
       </w:pPr>
       <w:r>
-        <w:t xml:space="preserve">Why not judge by training loss?</w:t>
+        <w:t xml:space="preserve">What does k-means add?</w:t>
       </w:r>
     </w:p>
     <w:p>
@@ -5319,45 +6498,7 @@
         <w:rPr>
           <w:rFonts w:ascii="Arial" w:cs="Arial" w:eastAsia="Arial" w:hAnsi="Arial"/>
         </w:rPr>
-        <w:t xml:space="preserve">Training data is balanced and augmented, so its loss is not comparable. We judge by validation average precision on realistic data.</w:t>
-      </w:r>
-    </w:p>
-    <w:p>
-      <w:pPr>
-        <w:pStyle w:val="Heading3"/>
-      </w:pPr>
-      <w:r>
-        <w:t xml:space="preserve">Why add fakes to both science and difference?</w:t>
-      </w:r>
-    </w:p>
-    <w:p>
-      <w:pPr>
-        <w:spacing w:after="140" w:line="300"/>
-      </w:pPr>
-      <w:r>
-        <w:rPr>
-          <w:rFonts w:ascii="Arial" w:cs="Arial" w:eastAsia="Arial" w:hAnsi="Arial"/>
-        </w:rPr>
-        <w:t xml:space="preserve">So that reference = science − difference stays unchanged: exactly what a new object looks like.</w:t>
-      </w:r>
-    </w:p>
-    <w:p>
-      <w:pPr>
-        <w:pStyle w:val="Heading3"/>
-      </w:pPr>
-      <w:r>
-        <w:t xml:space="preserve">What is cross-fitting?</w:t>
-      </w:r>
-    </w:p>
-    <w:p>
-      <w:pPr>
-        <w:spacing w:after="140" w:line="300"/>
-      </w:pPr>
-      <w:r>
-        <w:rPr>
-          <w:rFonts w:ascii="Arial" w:cs="Arial" w:eastAsia="Arial" w:hAnsi="Arial"/>
-        </w:rPr>
-        <w:t xml:space="preserve">Each training night is scored by a CNN that never saw it, so the next model learns from honest scores, like on new data.</w:t>
+        <w:t xml:space="preserve">It is unsupervised: without labels it shows which kinds of junk exist and how common each is. That guides which features to design; a classifier only says real or not.</w:t>
       </w:r>
     </w:p>
     <w:p>
